--- a/Doku/Doku_A_Verzeichnisse.docx
+++ b/Doku/Doku_A_Verzeichnisse.docx
@@ -36,7 +36,7 @@
           <w:sz w:val="22"/>
           <w:szCs w:val="22"/>
         </w:rPr>
-        <w:t xml:space="preserve">Do-IT-Projektphase 2026  ·  Wirtschaftsinformatik</w:t>
+        <w:t>DOIT-Projektphase 2026  ·  Wirtschaftsinformatik</w:t>
       </w:r>
     </w:p>
     <w:p>
@@ -1741,6 +1741,90 @@
       </w:r>
     </w:p>
     <w:p>
+      <w:pPr>
+        <w:tabs>
+          <w:tab w:val="right" w:pos="9050" w:leader="dot"/>
+        </w:tabs>
+        <w:spacing w:after="20" w:line="300"/>
+        <w:ind w:left="340"/>
+      </w:pPr>
+      <w:r>
+        <w:rPr>
+          <w:b w:val="false"/>
+          <w:bCs w:val="false"/>
+          <w:sz w:val="22"/>
+          <w:szCs w:val="22"/>
+        </w:rPr>
+        <w:t>Anhang D – Wochenplan</w:t>
+        <w:tab/>
+        <w:t>24</w:t>
+      </w:r>
+      <w:r>
+        <w:rPr>
+          <w:b w:val="false"/>
+          <w:bCs w:val="false"/>
+          <w:sz w:val="22"/>
+          <w:szCs w:val="22"/>
+        </w:rPr>
+      </w:r>
+    </w:p>
+    <w:p>
+      <w:pPr>
+        <w:tabs>
+          <w:tab w:val="right" w:pos="9050" w:leader="dot"/>
+        </w:tabs>
+        <w:spacing w:after="20" w:line="300"/>
+        <w:ind w:left="340"/>
+      </w:pPr>
+      <w:r>
+        <w:rPr>
+          <w:b w:val="false"/>
+          <w:bCs w:val="false"/>
+          <w:sz w:val="22"/>
+          <w:szCs w:val="22"/>
+        </w:rPr>
+        <w:t>Anhang E – Projektantrag</w:t>
+        <w:tab/>
+        <w:t>24</w:t>
+      </w:r>
+      <w:r>
+        <w:rPr>
+          <w:b w:val="false"/>
+          <w:bCs w:val="false"/>
+          <w:sz w:val="22"/>
+          <w:szCs w:val="22"/>
+        </w:rPr>
+      </w:r>
+    </w:p>
+    <w:p>
+      <w:pPr>
+        <w:tabs>
+          <w:tab w:val="right" w:pos="9050" w:leader="dot"/>
+        </w:tabs>
+        <w:spacing w:after="20" w:line="300"/>
+        <w:ind w:left="340"/>
+      </w:pPr>
+      <w:r>
+        <w:rPr>
+          <w:b w:val="false"/>
+          <w:bCs w:val="false"/>
+          <w:sz w:val="22"/>
+          <w:szCs w:val="22"/>
+        </w:rPr>
+        <w:t>Anhang F – Glossar</w:t>
+        <w:tab/>
+        <w:t>24</w:t>
+      </w:r>
+      <w:r>
+        <w:rPr>
+          <w:b w:val="false"/>
+          <w:bCs w:val="false"/>
+          <w:sz w:val="22"/>
+          <w:szCs w:val="22"/>
+        </w:rPr>
+      </w:r>
+    </w:p>
+    <w:p>
       <w:r>
         <w:br w:type="page"/>
       </w:r>

--- a/Doku/Doku_A_Verzeichnisse.docx
+++ b/Doku/Doku_A_Verzeichnisse.docx
@@ -658,8 +658,88 @@
           <w:sz w:val="22"/>
           <w:szCs w:val="22"/>
         </w:rPr>
-        <w:t xml:space="preserve">1  Einleitung</w:t>
-      </w:r>
+        <w:t>1  Einleitung	5</w:t>
+      </w:r>
+    </w:p>
+    <w:p>
+      <w:pPr>
+        <w:tabs>
+          <w:tab w:val="right" w:pos="9050" w:leader="dot"/>
+        </w:tabs>
+        <w:spacing w:after="20" w:line="300"/>
+        <w:ind w:left="340"/>
+      </w:pPr>
+      <w:r>
+        <w:rPr>
+          <w:b w:val="false"/>
+          <w:bCs w:val="false"/>
+          <w:sz w:val="22"/>
+          <w:szCs w:val="22"/>
+        </w:rPr>
+        <w:t>1.1  Projektbeschreibung	5</w:t>
+      </w:r>
+    </w:p>
+    <w:p>
+      <w:pPr>
+        <w:tabs>
+          <w:tab w:val="right" w:pos="9050" w:leader="dot"/>
+        </w:tabs>
+        <w:spacing w:after="20" w:line="300"/>
+        <w:ind w:left="340"/>
+      </w:pPr>
+      <w:r>
+        <w:rPr>
+          <w:b w:val="false"/>
+          <w:bCs w:val="false"/>
+          <w:sz w:val="22"/>
+          <w:szCs w:val="22"/>
+        </w:rPr>
+        <w:t>1.2  Projektziel	5</w:t>
+      </w:r>
+    </w:p>
+    <w:p>
+      <w:pPr>
+        <w:tabs>
+          <w:tab w:val="right" w:pos="9050" w:leader="dot"/>
+        </w:tabs>
+        <w:spacing w:after="20" w:line="300"/>
+        <w:ind w:left="340"/>
+      </w:pPr>
+      <w:r>
+        <w:rPr>
+          <w:b w:val="false"/>
+          <w:bCs w:val="false"/>
+          <w:sz w:val="22"/>
+          <w:szCs w:val="22"/>
+        </w:rPr>
+        <w:t>1.3  Projektumfeld	5</w:t>
+      </w:r>
+    </w:p>
+    <w:p>
+      <w:pPr>
+        <w:tabs>
+          <w:tab w:val="right" w:pos="9050" w:leader="dot"/>
+        </w:tabs>
+        <w:spacing w:after="20" w:line="300"/>
+        <w:ind w:left="340"/>
+      </w:pPr>
+      <w:r>
+        <w:rPr>
+          <w:b w:val="false"/>
+          <w:bCs w:val="false"/>
+          <w:sz w:val="22"/>
+          <w:szCs w:val="22"/>
+        </w:rPr>
+        <w:t>1.4  Projektbegründung	6</w:t>
+      </w:r>
+    </w:p>
+    <w:p>
+      <w:pPr>
+        <w:tabs>
+          <w:tab w:val="right" w:pos="9050" w:leader="dot"/>
+        </w:tabs>
+        <w:spacing w:after="20" w:line="300"/>
+      </w:pPr>
       <w:r>
         <w:rPr>
           <w:b/>
@@ -667,115 +747,61 @@
           <w:sz w:val="22"/>
           <w:szCs w:val="22"/>
         </w:rPr>
-        <w:t xml:space="preserve">	5</w:t>
-      </w:r>
-    </w:p>
-    <w:p>
-      <w:pPr>
-        <w:tabs>
-          <w:tab w:val="right" w:pos="9050" w:leader="dot"/>
-        </w:tabs>
-        <w:spacing w:after="20" w:line="300"/>
-        <w:ind w:left="340"/>
-      </w:pPr>
-      <w:r>
-        <w:rPr>
-          <w:b w:val="false"/>
-          <w:bCs w:val="false"/>
-          <w:sz w:val="22"/>
-          <w:szCs w:val="22"/>
-        </w:rPr>
-        <w:t xml:space="preserve">1.1  Projektbeschreibung</w:t>
-      </w:r>
-      <w:r>
-        <w:rPr>
-          <w:b w:val="false"/>
-          <w:bCs w:val="false"/>
-          <w:sz w:val="22"/>
-          <w:szCs w:val="22"/>
-        </w:rPr>
-        <w:t xml:space="preserve">	5</w:t>
-      </w:r>
-    </w:p>
-    <w:p>
-      <w:pPr>
-        <w:tabs>
-          <w:tab w:val="right" w:pos="9050" w:leader="dot"/>
-        </w:tabs>
-        <w:spacing w:after="20" w:line="300"/>
-        <w:ind w:left="340"/>
-      </w:pPr>
-      <w:r>
-        <w:rPr>
-          <w:b w:val="false"/>
-          <w:bCs w:val="false"/>
-          <w:sz w:val="22"/>
-          <w:szCs w:val="22"/>
-        </w:rPr>
-        <w:t xml:space="preserve">1.2  Projektziel</w:t>
-      </w:r>
-      <w:r>
-        <w:rPr>
-          <w:b w:val="false"/>
-          <w:bCs w:val="false"/>
-          <w:sz w:val="22"/>
-          <w:szCs w:val="22"/>
-        </w:rPr>
-        <w:t xml:space="preserve">	5</w:t>
-      </w:r>
-    </w:p>
-    <w:p>
-      <w:pPr>
-        <w:tabs>
-          <w:tab w:val="right" w:pos="9050" w:leader="dot"/>
-        </w:tabs>
-        <w:spacing w:after="20" w:line="300"/>
-        <w:ind w:left="340"/>
-      </w:pPr>
-      <w:r>
-        <w:rPr>
-          <w:b w:val="false"/>
-          <w:bCs w:val="false"/>
-          <w:sz w:val="22"/>
-          <w:szCs w:val="22"/>
-        </w:rPr>
-        <w:t xml:space="preserve">1.3  Projektumfeld</w:t>
-      </w:r>
-      <w:r>
-        <w:rPr>
-          <w:b w:val="false"/>
-          <w:bCs w:val="false"/>
-          <w:sz w:val="22"/>
-          <w:szCs w:val="22"/>
-        </w:rPr>
-        <w:t xml:space="preserve">	5</w:t>
-      </w:r>
-    </w:p>
-    <w:p>
-      <w:pPr>
-        <w:tabs>
-          <w:tab w:val="right" w:pos="9050" w:leader="dot"/>
-        </w:tabs>
-        <w:spacing w:after="20" w:line="300"/>
-        <w:ind w:left="340"/>
-      </w:pPr>
-      <w:r>
-        <w:rPr>
-          <w:b w:val="false"/>
-          <w:bCs w:val="false"/>
-          <w:sz w:val="22"/>
-          <w:szCs w:val="22"/>
-        </w:rPr>
-        <w:t xml:space="preserve">1.4  Projektbegründung</w:t>
-      </w:r>
-      <w:r>
-        <w:rPr>
-          <w:b w:val="false"/>
-          <w:bCs w:val="false"/>
-          <w:sz w:val="22"/>
-          <w:szCs w:val="22"/>
-        </w:rPr>
-        <w:t xml:space="preserve">	6</w:t>
+        <w:t>2  Projektplanung	6</w:t>
+      </w:r>
+    </w:p>
+    <w:p>
+      <w:pPr>
+        <w:tabs>
+          <w:tab w:val="right" w:pos="9050" w:leader="dot"/>
+        </w:tabs>
+        <w:spacing w:after="20" w:line="300"/>
+        <w:ind w:left="340"/>
+      </w:pPr>
+      <w:r>
+        <w:rPr>
+          <w:b w:val="false"/>
+          <w:bCs w:val="false"/>
+          <w:sz w:val="22"/>
+          <w:szCs w:val="22"/>
+        </w:rPr>
+        <w:t>2.1  Projektphasen	6</w:t>
+      </w:r>
+    </w:p>
+    <w:p>
+      <w:pPr>
+        <w:tabs>
+          <w:tab w:val="right" w:pos="9050" w:leader="dot"/>
+        </w:tabs>
+        <w:spacing w:after="20" w:line="300"/>
+        <w:ind w:left="340"/>
+      </w:pPr>
+      <w:r>
+        <w:rPr>
+          <w:b w:val="false"/>
+          <w:bCs w:val="false"/>
+          <w:sz w:val="22"/>
+          <w:szCs w:val="22"/>
+        </w:rPr>
+        <w:t>2.2  Ressourcenplanung	6</w:t>
+      </w:r>
+    </w:p>
+    <w:p>
+      <w:pPr>
+        <w:tabs>
+          <w:tab w:val="right" w:pos="9050" w:leader="dot"/>
+        </w:tabs>
+        <w:spacing w:after="20" w:line="300"/>
+        <w:ind w:left="340"/>
+      </w:pPr>
+      <w:r>
+        <w:rPr>
+          <w:b w:val="false"/>
+          <w:bCs w:val="false"/>
+          <w:sz w:val="22"/>
+          <w:szCs w:val="22"/>
+        </w:rPr>
+        <w:t>2.3  Entwicklungsprozess	7</w:t>
       </w:r>
     </w:p>
     <w:p>
@@ -792,8 +818,70 @@
           <w:sz w:val="22"/>
           <w:szCs w:val="22"/>
         </w:rPr>
-        <w:t xml:space="preserve">2  Projektplanung</w:t>
-      </w:r>
+        <w:t>3  Analysephase	7</w:t>
+      </w:r>
+    </w:p>
+    <w:p>
+      <w:pPr>
+        <w:tabs>
+          <w:tab w:val="right" w:pos="9050" w:leader="dot"/>
+        </w:tabs>
+        <w:spacing w:after="20" w:line="300"/>
+        <w:ind w:left="340"/>
+      </w:pPr>
+      <w:r>
+        <w:rPr>
+          <w:b w:val="false"/>
+          <w:bCs w:val="false"/>
+          <w:sz w:val="22"/>
+          <w:szCs w:val="22"/>
+        </w:rPr>
+        <w:t>3.1  Ist-Analyse	7</w:t>
+      </w:r>
+    </w:p>
+    <w:p>
+      <w:pPr>
+        <w:tabs>
+          <w:tab w:val="right" w:pos="9050" w:leader="dot"/>
+        </w:tabs>
+        <w:spacing w:after="20" w:line="300"/>
+        <w:ind w:left="340"/>
+      </w:pPr>
+      <w:r>
+        <w:rPr>
+          <w:b w:val="false"/>
+          <w:bCs w:val="false"/>
+          <w:sz w:val="22"/>
+          <w:szCs w:val="22"/>
+        </w:rPr>
+        <w:t>3.2  Anwendungsfälle	7</w:t>
+      </w:r>
+    </w:p>
+    <w:p>
+      <w:pPr>
+        <w:tabs>
+          <w:tab w:val="right" w:pos="9050" w:leader="dot"/>
+        </w:tabs>
+        <w:spacing w:after="20" w:line="300"/>
+        <w:ind w:left="340"/>
+      </w:pPr>
+      <w:r>
+        <w:rPr>
+          <w:b w:val="false"/>
+          <w:bCs w:val="false"/>
+          <w:sz w:val="22"/>
+          <w:szCs w:val="22"/>
+        </w:rPr>
+        <w:t>3.3  Lastenheft	8</w:t>
+      </w:r>
+    </w:p>
+    <w:p>
+      <w:pPr>
+        <w:tabs>
+          <w:tab w:val="right" w:pos="9050" w:leader="dot"/>
+        </w:tabs>
+        <w:spacing w:after="20" w:line="300"/>
+      </w:pPr>
       <w:r>
         <w:rPr>
           <w:b/>
@@ -801,88 +889,79 @@
           <w:sz w:val="22"/>
           <w:szCs w:val="22"/>
         </w:rPr>
-        <w:t xml:space="preserve">	6</w:t>
-      </w:r>
-    </w:p>
-    <w:p>
-      <w:pPr>
-        <w:tabs>
-          <w:tab w:val="right" w:pos="9050" w:leader="dot"/>
-        </w:tabs>
-        <w:spacing w:after="20" w:line="300"/>
-        <w:ind w:left="340"/>
-      </w:pPr>
-      <w:r>
-        <w:rPr>
-          <w:b w:val="false"/>
-          <w:bCs w:val="false"/>
-          <w:sz w:val="22"/>
-          <w:szCs w:val="22"/>
-        </w:rPr>
-        <w:t xml:space="preserve">2.1  Projektphasen</w:t>
-      </w:r>
-      <w:r>
-        <w:rPr>
-          <w:b w:val="false"/>
-          <w:bCs w:val="false"/>
-          <w:sz w:val="22"/>
-          <w:szCs w:val="22"/>
-        </w:rPr>
-        <w:t xml:space="preserve">	6</w:t>
-      </w:r>
-    </w:p>
-    <w:p>
-      <w:pPr>
-        <w:tabs>
-          <w:tab w:val="right" w:pos="9050" w:leader="dot"/>
-        </w:tabs>
-        <w:spacing w:after="20" w:line="300"/>
-        <w:ind w:left="340"/>
-      </w:pPr>
-      <w:r>
-        <w:rPr>
-          <w:b w:val="false"/>
-          <w:bCs w:val="false"/>
-          <w:sz w:val="22"/>
-          <w:szCs w:val="22"/>
-        </w:rPr>
-        <w:t xml:space="preserve">2.2  Ressourcenplanung</w:t>
-      </w:r>
-      <w:r>
-        <w:rPr>
-          <w:b w:val="false"/>
-          <w:bCs w:val="false"/>
-          <w:sz w:val="22"/>
-          <w:szCs w:val="22"/>
-        </w:rPr>
-        <w:t xml:space="preserve">	6</w:t>
-      </w:r>
-    </w:p>
-    <w:p>
-      <w:pPr>
-        <w:tabs>
-          <w:tab w:val="right" w:pos="9050" w:leader="dot"/>
-        </w:tabs>
-        <w:spacing w:after="20" w:line="300"/>
-        <w:ind w:left="340"/>
-      </w:pPr>
-      <w:r>
-        <w:rPr>
-          <w:b w:val="false"/>
-          <w:bCs w:val="false"/>
-          <w:sz w:val="22"/>
-          <w:szCs w:val="22"/>
-        </w:rPr>
-        <w:t xml:space="preserve">2.3  Entwicklungsprozess</w:t>
-      </w:r>
-      <w:r>
-        <w:rPr>
-          <w:b w:val="false"/>
-          <w:bCs w:val="false"/>
-          <w:sz w:val="22"/>
-          <w:szCs w:val="22"/>
-        </w:rPr>
-        <w:t xml:space="preserve">	7</w:t>
+        <w:t>4  Entwurfsphase	8</w:t>
+      </w:r>
+    </w:p>
+    <w:p>
+      <w:pPr>
+        <w:tabs>
+          <w:tab w:val="right" w:pos="9050" w:leader="dot"/>
+        </w:tabs>
+        <w:spacing w:after="20" w:line="300"/>
+        <w:ind w:left="340"/>
+      </w:pPr>
+      <w:r>
+        <w:rPr>
+          <w:b w:val="false"/>
+          <w:bCs w:val="false"/>
+          <w:sz w:val="22"/>
+          <w:szCs w:val="22"/>
+        </w:rPr>
+        <w:t>4.1  Datenbankentwurf	8</w:t>
+      </w:r>
+    </w:p>
+    <w:p>
+      <w:pPr>
+        <w:tabs>
+          <w:tab w:val="right" w:pos="9050" w:leader="dot"/>
+        </w:tabs>
+        <w:spacing w:after="20" w:line="300"/>
+        <w:ind w:left="340"/>
+      </w:pPr>
+      <w:r>
+        <w:rPr>
+          <w:b w:val="false"/>
+          <w:bCs w:val="false"/>
+          <w:sz w:val="22"/>
+          <w:szCs w:val="22"/>
+        </w:rPr>
+        <w:t>4.2  Architekturentwurf (MVC + DAO)	9</w:t>
+      </w:r>
+    </w:p>
+    <w:p>
+      <w:pPr>
+        <w:tabs>
+          <w:tab w:val="right" w:pos="9050" w:leader="dot"/>
+        </w:tabs>
+        <w:spacing w:after="20" w:line="300"/>
+        <w:ind w:left="340"/>
+      </w:pPr>
+      <w:r>
+        <w:rPr>
+          <w:b w:val="false"/>
+          <w:bCs w:val="false"/>
+          <w:sz w:val="22"/>
+          <w:szCs w:val="22"/>
+        </w:rPr>
+        <w:t>4.3  Entwurf der Benutzeroberfläche	10</w:t>
+      </w:r>
+    </w:p>
+    <w:p>
+      <w:pPr>
+        <w:tabs>
+          <w:tab w:val="right" w:pos="9050" w:leader="dot"/>
+        </w:tabs>
+        <w:spacing w:after="20" w:line="300"/>
+        <w:ind w:left="340"/>
+      </w:pPr>
+      <w:r>
+        <w:rPr>
+          <w:b w:val="false"/>
+          <w:bCs w:val="false"/>
+          <w:sz w:val="22"/>
+          <w:szCs w:val="22"/>
+        </w:rPr>
+        <w:t>4.4  Pflichtenheft	11</w:t>
       </w:r>
     </w:p>
     <w:p>
@@ -899,8 +978,106 @@
           <w:sz w:val="22"/>
           <w:szCs w:val="22"/>
         </w:rPr>
-        <w:t xml:space="preserve">3  Analysephase</w:t>
-      </w:r>
+        <w:t>5  Implementierungsphase	11</w:t>
+      </w:r>
+    </w:p>
+    <w:p>
+      <w:pPr>
+        <w:tabs>
+          <w:tab w:val="right" w:pos="9050" w:leader="dot"/>
+        </w:tabs>
+        <w:spacing w:after="20" w:line="300"/>
+        <w:ind w:left="340"/>
+      </w:pPr>
+      <w:r>
+        <w:rPr>
+          <w:b w:val="false"/>
+          <w:bCs w:val="false"/>
+          <w:sz w:val="22"/>
+          <w:szCs w:val="22"/>
+        </w:rPr>
+        <w:t>5.1  Datenbank und JDBC-Verbindung	11</w:t>
+      </w:r>
+    </w:p>
+    <w:p>
+      <w:pPr>
+        <w:tabs>
+          <w:tab w:val="right" w:pos="9050" w:leader="dot"/>
+        </w:tabs>
+        <w:spacing w:after="20" w:line="300"/>
+        <w:ind w:left="340"/>
+      </w:pPr>
+      <w:r>
+        <w:rPr>
+          <w:b w:val="false"/>
+          <w:bCs w:val="false"/>
+          <w:sz w:val="22"/>
+          <w:szCs w:val="22"/>
+        </w:rPr>
+        <w:t>5.2  DAO-Schicht und Model-Klassen	12</w:t>
+      </w:r>
+    </w:p>
+    <w:p>
+      <w:pPr>
+        <w:tabs>
+          <w:tab w:val="right" w:pos="9050" w:leader="dot"/>
+        </w:tabs>
+        <w:spacing w:after="20" w:line="300"/>
+        <w:ind w:left="340"/>
+      </w:pPr>
+      <w:r>
+        <w:rPr>
+          <w:b w:val="false"/>
+          <w:bCs w:val="false"/>
+          <w:sz w:val="22"/>
+          <w:szCs w:val="22"/>
+        </w:rPr>
+        <w:t>5.3  Benutzeroberfläche und CRUD	13</w:t>
+      </w:r>
+    </w:p>
+    <w:p>
+      <w:pPr>
+        <w:tabs>
+          <w:tab w:val="right" w:pos="9050" w:leader="dot"/>
+        </w:tabs>
+        <w:spacing w:after="20" w:line="300"/>
+        <w:ind w:left="340"/>
+      </w:pPr>
+      <w:r>
+        <w:rPr>
+          <w:b w:val="false"/>
+          <w:bCs w:val="false"/>
+          <w:sz w:val="22"/>
+          <w:szCs w:val="22"/>
+        </w:rPr>
+        <w:t>5.4  Such- und Filterfunktion	13</w:t>
+      </w:r>
+    </w:p>
+    <w:p>
+      <w:pPr>
+        <w:tabs>
+          <w:tab w:val="right" w:pos="9050" w:leader="dot"/>
+        </w:tabs>
+        <w:spacing w:after="20" w:line="300"/>
+        <w:ind w:left="340"/>
+      </w:pPr>
+      <w:r>
+        <w:rPr>
+          <w:b w:val="false"/>
+          <w:bCs w:val="false"/>
+          <w:sz w:val="22"/>
+          <w:szCs w:val="22"/>
+        </w:rPr>
+        <w:t>5.5  Mindestbestand-Warnung und Lagerbuchungen	14</w:t>
+      </w:r>
+    </w:p>
+    <w:p>
+      <w:pPr>
+        <w:tabs>
+          <w:tab w:val="right" w:pos="9050" w:leader="dot"/>
+        </w:tabs>
+        <w:spacing w:after="20" w:line="300"/>
+      </w:pPr>
       <w:r>
         <w:rPr>
           <w:b/>
@@ -908,88 +1085,61 @@
           <w:sz w:val="22"/>
           <w:szCs w:val="22"/>
         </w:rPr>
-        <w:t xml:space="preserve">	7</w:t>
-      </w:r>
-    </w:p>
-    <w:p>
-      <w:pPr>
-        <w:tabs>
-          <w:tab w:val="right" w:pos="9050" w:leader="dot"/>
-        </w:tabs>
-        <w:spacing w:after="20" w:line="300"/>
-        <w:ind w:left="340"/>
-      </w:pPr>
-      <w:r>
-        <w:rPr>
-          <w:b w:val="false"/>
-          <w:bCs w:val="false"/>
-          <w:sz w:val="22"/>
-          <w:szCs w:val="22"/>
-        </w:rPr>
-        <w:t xml:space="preserve">3.1  Ist-Analyse</w:t>
-      </w:r>
-      <w:r>
-        <w:rPr>
-          <w:b w:val="false"/>
-          <w:bCs w:val="false"/>
-          <w:sz w:val="22"/>
-          <w:szCs w:val="22"/>
-        </w:rPr>
-        <w:t xml:space="preserve">	7</w:t>
-      </w:r>
-    </w:p>
-    <w:p>
-      <w:pPr>
-        <w:tabs>
-          <w:tab w:val="right" w:pos="9050" w:leader="dot"/>
-        </w:tabs>
-        <w:spacing w:after="20" w:line="300"/>
-        <w:ind w:left="340"/>
-      </w:pPr>
-      <w:r>
-        <w:rPr>
-          <w:b w:val="false"/>
-          <w:bCs w:val="false"/>
-          <w:sz w:val="22"/>
-          <w:szCs w:val="22"/>
-        </w:rPr>
-        <w:t xml:space="preserve">3.2  Anwendungsfälle</w:t>
-      </w:r>
-      <w:r>
-        <w:rPr>
-          <w:b w:val="false"/>
-          <w:bCs w:val="false"/>
-          <w:sz w:val="22"/>
-          <w:szCs w:val="22"/>
-        </w:rPr>
-        <w:t xml:space="preserve">	7</w:t>
-      </w:r>
-    </w:p>
-    <w:p>
-      <w:pPr>
-        <w:tabs>
-          <w:tab w:val="right" w:pos="9050" w:leader="dot"/>
-        </w:tabs>
-        <w:spacing w:after="20" w:line="300"/>
-        <w:ind w:left="340"/>
-      </w:pPr>
-      <w:r>
-        <w:rPr>
-          <w:b w:val="false"/>
-          <w:bCs w:val="false"/>
-          <w:sz w:val="22"/>
-          <w:szCs w:val="22"/>
-        </w:rPr>
-        <w:t xml:space="preserve">3.3  Lastenheft</w:t>
-      </w:r>
-      <w:r>
-        <w:rPr>
-          <w:b w:val="false"/>
-          <w:bCs w:val="false"/>
-          <w:sz w:val="22"/>
-          <w:szCs w:val="22"/>
-        </w:rPr>
-        <w:t xml:space="preserve">	8</w:t>
+        <w:t>6  Abnahme- und Testphase	14</w:t>
+      </w:r>
+    </w:p>
+    <w:p>
+      <w:pPr>
+        <w:tabs>
+          <w:tab w:val="right" w:pos="9050" w:leader="dot"/>
+        </w:tabs>
+        <w:spacing w:after="20" w:line="300"/>
+        <w:ind w:left="340"/>
+      </w:pPr>
+      <w:r>
+        <w:rPr>
+          <w:b w:val="false"/>
+          <w:bCs w:val="false"/>
+          <w:sz w:val="22"/>
+          <w:szCs w:val="22"/>
+        </w:rPr>
+        <w:t>6.1  Testfälle und Testergebnisse	14</w:t>
+      </w:r>
+    </w:p>
+    <w:p>
+      <w:pPr>
+        <w:tabs>
+          <w:tab w:val="right" w:pos="9050" w:leader="dot"/>
+        </w:tabs>
+        <w:spacing w:after="20" w:line="300"/>
+        <w:ind w:left="340"/>
+      </w:pPr>
+      <w:r>
+        <w:rPr>
+          <w:b w:val="false"/>
+          <w:bCs w:val="false"/>
+          <w:sz w:val="22"/>
+          <w:szCs w:val="22"/>
+        </w:rPr>
+        <w:t>6.2  Soll-Ist-Vergleich	15</w:t>
+      </w:r>
+    </w:p>
+    <w:p>
+      <w:pPr>
+        <w:tabs>
+          <w:tab w:val="right" w:pos="9050" w:leader="dot"/>
+        </w:tabs>
+        <w:spacing w:after="20" w:line="300"/>
+        <w:ind w:left="340"/>
+      </w:pPr>
+      <w:r>
+        <w:rPr>
+          <w:b w:val="false"/>
+          <w:bCs w:val="false"/>
+          <w:sz w:val="22"/>
+          <w:szCs w:val="22"/>
+        </w:rPr>
+        <w:t>6.3  Abnahme und Übergabe	15</w:t>
       </w:r>
     </w:p>
     <w:p>
@@ -1006,8 +1156,52 @@
           <w:sz w:val="22"/>
           <w:szCs w:val="22"/>
         </w:rPr>
-        <w:t xml:space="preserve">4  Entwurfsphase</w:t>
-      </w:r>
+        <w:t>7  Dokumentation	15</w:t>
+      </w:r>
+    </w:p>
+    <w:p>
+      <w:pPr>
+        <w:tabs>
+          <w:tab w:val="right" w:pos="9050" w:leader="dot"/>
+        </w:tabs>
+        <w:spacing w:after="20" w:line="300"/>
+        <w:ind w:left="340"/>
+      </w:pPr>
+      <w:r>
+        <w:rPr>
+          <w:b w:val="false"/>
+          <w:bCs w:val="false"/>
+          <w:sz w:val="22"/>
+          <w:szCs w:val="22"/>
+        </w:rPr>
+        <w:t>7.1  Benutzerhandbuch	15</w:t>
+      </w:r>
+    </w:p>
+    <w:p>
+      <w:pPr>
+        <w:tabs>
+          <w:tab w:val="right" w:pos="9050" w:leader="dot"/>
+        </w:tabs>
+        <w:spacing w:after="20" w:line="300"/>
+        <w:ind w:left="340"/>
+      </w:pPr>
+      <w:r>
+        <w:rPr>
+          <w:b w:val="false"/>
+          <w:bCs w:val="false"/>
+          <w:sz w:val="22"/>
+          <w:szCs w:val="22"/>
+        </w:rPr>
+        <w:t>7.2  Entwicklerdokumentation	16</w:t>
+      </w:r>
+    </w:p>
+    <w:p>
+      <w:pPr>
+        <w:tabs>
+          <w:tab w:val="right" w:pos="9050" w:leader="dot"/>
+        </w:tabs>
+        <w:spacing w:after="20" w:line="300"/>
+      </w:pPr>
       <w:r>
         <w:rPr>
           <w:b/>
@@ -1015,115 +1209,61 @@
           <w:sz w:val="22"/>
           <w:szCs w:val="22"/>
         </w:rPr>
-        <w:t xml:space="preserve">	8</w:t>
-      </w:r>
-    </w:p>
-    <w:p>
-      <w:pPr>
-        <w:tabs>
-          <w:tab w:val="right" w:pos="9050" w:leader="dot"/>
-        </w:tabs>
-        <w:spacing w:after="20" w:line="300"/>
-        <w:ind w:left="340"/>
-      </w:pPr>
-      <w:r>
-        <w:rPr>
-          <w:b w:val="false"/>
-          <w:bCs w:val="false"/>
-          <w:sz w:val="22"/>
-          <w:szCs w:val="22"/>
-        </w:rPr>
-        <w:t xml:space="preserve">4.1  Datenbankentwurf</w:t>
-      </w:r>
-      <w:r>
-        <w:rPr>
-          <w:b w:val="false"/>
-          <w:bCs w:val="false"/>
-          <w:sz w:val="22"/>
-          <w:szCs w:val="22"/>
-        </w:rPr>
-        <w:t xml:space="preserve">	8</w:t>
-      </w:r>
-    </w:p>
-    <w:p>
-      <w:pPr>
-        <w:tabs>
-          <w:tab w:val="right" w:pos="9050" w:leader="dot"/>
-        </w:tabs>
-        <w:spacing w:after="20" w:line="300"/>
-        <w:ind w:left="340"/>
-      </w:pPr>
-      <w:r>
-        <w:rPr>
-          <w:b w:val="false"/>
-          <w:bCs w:val="false"/>
-          <w:sz w:val="22"/>
-          <w:szCs w:val="22"/>
-        </w:rPr>
-        <w:t xml:space="preserve">4.2  Architekturentwurf (MVC + DAO)</w:t>
-      </w:r>
-      <w:r>
-        <w:rPr>
-          <w:b w:val="false"/>
-          <w:bCs w:val="false"/>
-          <w:sz w:val="22"/>
-          <w:szCs w:val="22"/>
-        </w:rPr>
-        <w:t xml:space="preserve">	9</w:t>
-      </w:r>
-    </w:p>
-    <w:p>
-      <w:pPr>
-        <w:tabs>
-          <w:tab w:val="right" w:pos="9050" w:leader="dot"/>
-        </w:tabs>
-        <w:spacing w:after="20" w:line="300"/>
-        <w:ind w:left="340"/>
-      </w:pPr>
-      <w:r>
-        <w:rPr>
-          <w:b w:val="false"/>
-          <w:bCs w:val="false"/>
-          <w:sz w:val="22"/>
-          <w:szCs w:val="22"/>
-        </w:rPr>
-        <w:t xml:space="preserve">4.3  Entwurf der Benutzeroberfläche</w:t>
-      </w:r>
-      <w:r>
-        <w:rPr>
-          <w:b w:val="false"/>
-          <w:bCs w:val="false"/>
-          <w:sz w:val="22"/>
-          <w:szCs w:val="22"/>
-        </w:rPr>
-        <w:t xml:space="preserve">	10</w:t>
-      </w:r>
-    </w:p>
-    <w:p>
-      <w:pPr>
-        <w:tabs>
-          <w:tab w:val="right" w:pos="9050" w:leader="dot"/>
-        </w:tabs>
-        <w:spacing w:after="20" w:line="300"/>
-        <w:ind w:left="340"/>
-      </w:pPr>
-      <w:r>
-        <w:rPr>
-          <w:b w:val="false"/>
-          <w:bCs w:val="false"/>
-          <w:sz w:val="22"/>
-          <w:szCs w:val="22"/>
-        </w:rPr>
-        <w:t xml:space="preserve">4.4  Pflichtenheft</w:t>
-      </w:r>
-      <w:r>
-        <w:rPr>
-          <w:b w:val="false"/>
-          <w:bCs w:val="false"/>
-          <w:sz w:val="22"/>
-          <w:szCs w:val="22"/>
-        </w:rPr>
-        <w:t xml:space="preserve">	11</w:t>
+        <w:t>8  Fazit	16</w:t>
+      </w:r>
+    </w:p>
+    <w:p>
+      <w:pPr>
+        <w:tabs>
+          <w:tab w:val="right" w:pos="9050" w:leader="dot"/>
+        </w:tabs>
+        <w:spacing w:after="20" w:line="300"/>
+        <w:ind w:left="340"/>
+      </w:pPr>
+      <w:r>
+        <w:rPr>
+          <w:b w:val="false"/>
+          <w:bCs w:val="false"/>
+          <w:sz w:val="22"/>
+          <w:szCs w:val="22"/>
+        </w:rPr>
+        <w:t>8.1  Soll-Ist-Vergleich der Projektziele	16</w:t>
+      </w:r>
+    </w:p>
+    <w:p>
+      <w:pPr>
+        <w:tabs>
+          <w:tab w:val="right" w:pos="9050" w:leader="dot"/>
+        </w:tabs>
+        <w:spacing w:after="20" w:line="300"/>
+        <w:ind w:left="340"/>
+      </w:pPr>
+      <w:r>
+        <w:rPr>
+          <w:b w:val="false"/>
+          <w:bCs w:val="false"/>
+          <w:sz w:val="22"/>
+          <w:szCs w:val="22"/>
+        </w:rPr>
+        <w:t>8.2  Lessons Learned	16</w:t>
+      </w:r>
+    </w:p>
+    <w:p>
+      <w:pPr>
+        <w:tabs>
+          <w:tab w:val="right" w:pos="9050" w:leader="dot"/>
+        </w:tabs>
+        <w:spacing w:after="20" w:line="300"/>
+        <w:ind w:left="340"/>
+      </w:pPr>
+      <w:r>
+        <w:rPr>
+          <w:b w:val="false"/>
+          <w:bCs w:val="false"/>
+          <w:sz w:val="22"/>
+          <w:szCs w:val="22"/>
+        </w:rPr>
+        <w:t>8.3  Ausblick	17</w:t>
       </w:r>
     </w:p>
     <w:p>
@@ -1140,8 +1280,16 @@
           <w:sz w:val="22"/>
           <w:szCs w:val="22"/>
         </w:rPr>
-        <w:t xml:space="preserve">5  Implementierungsphase</w:t>
-      </w:r>
+        <w:t>Abgabeerklärung	18</w:t>
+      </w:r>
+    </w:p>
+    <w:p>
+      <w:pPr>
+        <w:tabs>
+          <w:tab w:val="right" w:pos="9050" w:leader="dot"/>
+        </w:tabs>
+        <w:spacing w:after="20" w:line="300"/>
+      </w:pPr>
       <w:r>
         <w:rPr>
           <w:b/>
@@ -1149,142 +1297,7 @@
           <w:sz w:val="22"/>
           <w:szCs w:val="22"/>
         </w:rPr>
-        <w:t xml:space="preserve">	11</w:t>
-      </w:r>
-    </w:p>
-    <w:p>
-      <w:pPr>
-        <w:tabs>
-          <w:tab w:val="right" w:pos="9050" w:leader="dot"/>
-        </w:tabs>
-        <w:spacing w:after="20" w:line="300"/>
-        <w:ind w:left="340"/>
-      </w:pPr>
-      <w:r>
-        <w:rPr>
-          <w:b w:val="false"/>
-          <w:bCs w:val="false"/>
-          <w:sz w:val="22"/>
-          <w:szCs w:val="22"/>
-        </w:rPr>
-        <w:t xml:space="preserve">5.1  Datenbank und JDBC-Verbindung</w:t>
-      </w:r>
-      <w:r>
-        <w:rPr>
-          <w:b w:val="false"/>
-          <w:bCs w:val="false"/>
-          <w:sz w:val="22"/>
-          <w:szCs w:val="22"/>
-        </w:rPr>
-        <w:t xml:space="preserve">	11</w:t>
-      </w:r>
-    </w:p>
-    <w:p>
-      <w:pPr>
-        <w:tabs>
-          <w:tab w:val="right" w:pos="9050" w:leader="dot"/>
-        </w:tabs>
-        <w:spacing w:after="20" w:line="300"/>
-        <w:ind w:left="340"/>
-      </w:pPr>
-      <w:r>
-        <w:rPr>
-          <w:b w:val="false"/>
-          <w:bCs w:val="false"/>
-          <w:sz w:val="22"/>
-          <w:szCs w:val="22"/>
-        </w:rPr>
-        <w:t xml:space="preserve">5.2  DAO-Schicht und Model-Klassen</w:t>
-      </w:r>
-      <w:r>
-        <w:rPr>
-          <w:b w:val="false"/>
-          <w:bCs w:val="false"/>
-          <w:sz w:val="22"/>
-          <w:szCs w:val="22"/>
-        </w:rPr>
-        <w:t xml:space="preserve">	12</w:t>
-      </w:r>
-    </w:p>
-    <w:p>
-      <w:pPr>
-        <w:tabs>
-          <w:tab w:val="right" w:pos="9050" w:leader="dot"/>
-        </w:tabs>
-        <w:spacing w:after="20" w:line="300"/>
-        <w:ind w:left="340"/>
-      </w:pPr>
-      <w:r>
-        <w:rPr>
-          <w:b w:val="false"/>
-          <w:bCs w:val="false"/>
-          <w:sz w:val="22"/>
-          <w:szCs w:val="22"/>
-        </w:rPr>
-        <w:t xml:space="preserve">5.3  Benutzeroberfläche und CRUD</w:t>
-      </w:r>
-      <w:r>
-        <w:rPr>
-          <w:b w:val="false"/>
-          <w:bCs w:val="false"/>
-          <w:sz w:val="22"/>
-          <w:szCs w:val="22"/>
-        </w:rPr>
-        <w:t xml:space="preserve">	12</w:t>
-      </w:r>
-    </w:p>
-    <w:p>
-      <w:pPr>
-        <w:tabs>
-          <w:tab w:val="right" w:pos="9050" w:leader="dot"/>
-        </w:tabs>
-        <w:spacing w:after="20" w:line="300"/>
-        <w:ind w:left="340"/>
-      </w:pPr>
-      <w:r>
-        <w:rPr>
-          <w:b w:val="false"/>
-          <w:bCs w:val="false"/>
-          <w:sz w:val="22"/>
-          <w:szCs w:val="22"/>
-        </w:rPr>
-        <w:t xml:space="preserve">5.4  Such- und Filterfunktion</w:t>
-      </w:r>
-      <w:r>
-        <w:rPr>
-          <w:b w:val="false"/>
-          <w:bCs w:val="false"/>
-          <w:sz w:val="22"/>
-          <w:szCs w:val="22"/>
-        </w:rPr>
-        <w:t xml:space="preserve">	12</w:t>
-      </w:r>
-    </w:p>
-    <w:p>
-      <w:pPr>
-        <w:tabs>
-          <w:tab w:val="right" w:pos="9050" w:leader="dot"/>
-        </w:tabs>
-        <w:spacing w:after="20" w:line="300"/>
-        <w:ind w:left="340"/>
-      </w:pPr>
-      <w:r>
-        <w:rPr>
-          <w:b w:val="false"/>
-          <w:bCs w:val="false"/>
-          <w:sz w:val="22"/>
-          <w:szCs w:val="22"/>
-        </w:rPr>
-        <w:t xml:space="preserve">5.5  Mindestbestand-Warnung und Lagerbuchungen</w:t>
-      </w:r>
-      <w:r>
-        <w:rPr>
-          <w:b w:val="false"/>
-          <w:bCs w:val="false"/>
-          <w:sz w:val="22"/>
-          <w:szCs w:val="22"/>
-        </w:rPr>
-        <w:t xml:space="preserve">	13</w:t>
+        <w:t>Quellenverzeichnis	19</w:t>
       </w:r>
     </w:p>
     <w:p>
@@ -1301,443 +1314,61 @@
           <w:sz w:val="22"/>
           <w:szCs w:val="22"/>
         </w:rPr>
-        <w:t xml:space="preserve">6  Abnahme- und Testphase</w:t>
-      </w:r>
-      <w:r>
-        <w:rPr>
-          <w:b/>
-          <w:bCs/>
-          <w:sz w:val="22"/>
-          <w:szCs w:val="22"/>
-        </w:rPr>
-        <w:t xml:space="preserve">	13</w:t>
-      </w:r>
-    </w:p>
-    <w:p>
-      <w:pPr>
-        <w:tabs>
-          <w:tab w:val="right" w:pos="9050" w:leader="dot"/>
-        </w:tabs>
-        <w:spacing w:after="20" w:line="300"/>
-        <w:ind w:left="340"/>
-      </w:pPr>
-      <w:r>
-        <w:rPr>
-          <w:b w:val="false"/>
-          <w:bCs w:val="false"/>
-          <w:sz w:val="22"/>
-          <w:szCs w:val="22"/>
-        </w:rPr>
-        <w:t xml:space="preserve">6.1  Testfälle und Testergebnisse</w:t>
-      </w:r>
-      <w:r>
-        <w:rPr>
-          <w:b w:val="false"/>
-          <w:bCs w:val="false"/>
-          <w:sz w:val="22"/>
-          <w:szCs w:val="22"/>
-        </w:rPr>
-        <w:t xml:space="preserve">	13</w:t>
-      </w:r>
-    </w:p>
-    <w:p>
-      <w:pPr>
-        <w:tabs>
-          <w:tab w:val="right" w:pos="9050" w:leader="dot"/>
-        </w:tabs>
-        <w:spacing w:after="20" w:line="300"/>
-        <w:ind w:left="340"/>
-      </w:pPr>
-      <w:r>
-        <w:rPr>
-          <w:b w:val="false"/>
-          <w:bCs w:val="false"/>
-          <w:sz w:val="22"/>
-          <w:szCs w:val="22"/>
-        </w:rPr>
-        <w:t xml:space="preserve">6.2  Soll-Ist-Vergleich</w:t>
-      </w:r>
-      <w:r>
-        <w:rPr>
-          <w:b w:val="false"/>
-          <w:bCs w:val="false"/>
-          <w:sz w:val="22"/>
-          <w:szCs w:val="22"/>
-        </w:rPr>
-        <w:t xml:space="preserve">	14</w:t>
-      </w:r>
-    </w:p>
-    <w:p>
-      <w:pPr>
-        <w:tabs>
-          <w:tab w:val="right" w:pos="9050" w:leader="dot"/>
-        </w:tabs>
-        <w:spacing w:after="20" w:line="300"/>
-        <w:ind w:left="340"/>
-      </w:pPr>
-      <w:r>
-        <w:rPr>
-          <w:b w:val="false"/>
-          <w:bCs w:val="false"/>
-          <w:sz w:val="22"/>
-          <w:szCs w:val="22"/>
-        </w:rPr>
-        <w:t xml:space="preserve">6.3  Abnahme und Übergabe</w:t>
-      </w:r>
-      <w:r>
-        <w:rPr>
-          <w:b w:val="false"/>
-          <w:bCs w:val="false"/>
-          <w:sz w:val="22"/>
-          <w:szCs w:val="22"/>
-        </w:rPr>
-        <w:t xml:space="preserve">	14</w:t>
-      </w:r>
-    </w:p>
-    <w:p>
-      <w:pPr>
-        <w:tabs>
-          <w:tab w:val="right" w:pos="9050" w:leader="dot"/>
-        </w:tabs>
-        <w:spacing w:after="20" w:line="300"/>
-      </w:pPr>
-      <w:r>
-        <w:rPr>
-          <w:b/>
-          <w:bCs/>
-          <w:sz w:val="22"/>
-          <w:szCs w:val="22"/>
-        </w:rPr>
-        <w:t xml:space="preserve">7  Dokumentation</w:t>
-      </w:r>
-      <w:r>
-        <w:rPr>
-          <w:b/>
-          <w:bCs/>
-          <w:sz w:val="22"/>
-          <w:szCs w:val="22"/>
-        </w:rPr>
-        <w:t xml:space="preserve">	15</w:t>
-      </w:r>
-    </w:p>
-    <w:p>
-      <w:pPr>
-        <w:tabs>
-          <w:tab w:val="right" w:pos="9050" w:leader="dot"/>
-        </w:tabs>
-        <w:spacing w:after="20" w:line="300"/>
-        <w:ind w:left="340"/>
-      </w:pPr>
-      <w:r>
-        <w:rPr>
-          <w:b w:val="false"/>
-          <w:bCs w:val="false"/>
-          <w:sz w:val="22"/>
-          <w:szCs w:val="22"/>
-        </w:rPr>
-        <w:t xml:space="preserve">7.1  Benutzerhandbuch</w:t>
-      </w:r>
-      <w:r>
-        <w:rPr>
-          <w:b w:val="false"/>
-          <w:bCs w:val="false"/>
-          <w:sz w:val="22"/>
-          <w:szCs w:val="22"/>
-        </w:rPr>
-        <w:t xml:space="preserve">	15</w:t>
-      </w:r>
-    </w:p>
-    <w:p>
-      <w:pPr>
-        <w:tabs>
-          <w:tab w:val="right" w:pos="9050" w:leader="dot"/>
-        </w:tabs>
-        <w:spacing w:after="20" w:line="300"/>
-        <w:ind w:left="340"/>
-      </w:pPr>
-      <w:r>
-        <w:rPr>
-          <w:b w:val="false"/>
-          <w:bCs w:val="false"/>
-          <w:sz w:val="22"/>
-          <w:szCs w:val="22"/>
-        </w:rPr>
-        <w:t xml:space="preserve">7.2  Entwicklerdokumentation</w:t>
-      </w:r>
-      <w:r>
-        <w:rPr>
-          <w:b w:val="false"/>
-          <w:bCs w:val="false"/>
-          <w:sz w:val="22"/>
-          <w:szCs w:val="22"/>
-        </w:rPr>
-        <w:t xml:space="preserve">	15</w:t>
-      </w:r>
-    </w:p>
-    <w:p>
-      <w:pPr>
-        <w:tabs>
-          <w:tab w:val="right" w:pos="9050" w:leader="dot"/>
-        </w:tabs>
-        <w:spacing w:after="20" w:line="300"/>
-      </w:pPr>
-      <w:r>
-        <w:rPr>
-          <w:b/>
-          <w:bCs/>
-          <w:sz w:val="22"/>
-          <w:szCs w:val="22"/>
-        </w:rPr>
-        <w:t xml:space="preserve">8  Fazit</w:t>
-      </w:r>
-      <w:r>
-        <w:rPr>
-          <w:b/>
-          <w:bCs/>
-          <w:sz w:val="22"/>
-          <w:szCs w:val="22"/>
-        </w:rPr>
-        <w:t xml:space="preserve">	15</w:t>
-      </w:r>
-    </w:p>
-    <w:p>
-      <w:pPr>
-        <w:tabs>
-          <w:tab w:val="right" w:pos="9050" w:leader="dot"/>
-        </w:tabs>
-        <w:spacing w:after="20" w:line="300"/>
-        <w:ind w:left="340"/>
-      </w:pPr>
-      <w:r>
-        <w:rPr>
-          <w:b w:val="false"/>
-          <w:bCs w:val="false"/>
-          <w:sz w:val="22"/>
-          <w:szCs w:val="22"/>
-        </w:rPr>
-        <w:t xml:space="preserve">8.1  Soll-Ist-Vergleich der Projektziele</w:t>
-      </w:r>
-      <w:r>
-        <w:rPr>
-          <w:b w:val="false"/>
-          <w:bCs w:val="false"/>
-          <w:sz w:val="22"/>
-          <w:szCs w:val="22"/>
-        </w:rPr>
-        <w:t xml:space="preserve">	15</w:t>
-      </w:r>
-    </w:p>
-    <w:p>
-      <w:pPr>
-        <w:tabs>
-          <w:tab w:val="right" w:pos="9050" w:leader="dot"/>
-        </w:tabs>
-        <w:spacing w:after="20" w:line="300"/>
-        <w:ind w:left="340"/>
-      </w:pPr>
-      <w:r>
-        <w:rPr>
-          <w:b w:val="false"/>
-          <w:bCs w:val="false"/>
-          <w:sz w:val="22"/>
-          <w:szCs w:val="22"/>
-        </w:rPr>
-        <w:t xml:space="preserve">8.2  Lessons Learned</w:t>
-      </w:r>
-      <w:r>
-        <w:rPr>
-          <w:b w:val="false"/>
-          <w:bCs w:val="false"/>
-          <w:sz w:val="22"/>
-          <w:szCs w:val="22"/>
-        </w:rPr>
-        <w:t xml:space="preserve">	15</w:t>
-      </w:r>
-    </w:p>
-    <w:p>
-      <w:pPr>
-        <w:tabs>
-          <w:tab w:val="right" w:pos="9050" w:leader="dot"/>
-        </w:tabs>
-        <w:spacing w:after="20" w:line="300"/>
-        <w:ind w:left="340"/>
-      </w:pPr>
-      <w:r>
-        <w:rPr>
-          <w:b w:val="false"/>
-          <w:bCs w:val="false"/>
-          <w:sz w:val="22"/>
-          <w:szCs w:val="22"/>
-        </w:rPr>
-        <w:t xml:space="preserve">8.3  Ausblick</w:t>
-      </w:r>
-      <w:r>
-        <w:rPr>
-          <w:b w:val="false"/>
-          <w:bCs w:val="false"/>
-          <w:sz w:val="22"/>
-          <w:szCs w:val="22"/>
-        </w:rPr>
-        <w:t xml:space="preserve">	16</w:t>
-      </w:r>
-    </w:p>
-    <w:p>
-      <w:pPr>
-        <w:tabs>
-          <w:tab w:val="right" w:pos="9050" w:leader="dot"/>
-        </w:tabs>
-        <w:spacing w:after="20" w:line="300"/>
-      </w:pPr>
-      <w:r>
-        <w:rPr>
-          <w:b/>
-          <w:bCs/>
-          <w:sz w:val="22"/>
-          <w:szCs w:val="22"/>
-        </w:rPr>
-        <w:t xml:space="preserve">Abgabeerklärung</w:t>
-      </w:r>
-      <w:r>
-        <w:rPr>
-          <w:b/>
-          <w:bCs/>
-          <w:sz w:val="22"/>
-          <w:szCs w:val="22"/>
-        </w:rPr>
-        <w:t xml:space="preserve">	17</w:t>
-      </w:r>
-    </w:p>
-    <w:p>
-      <w:pPr>
-        <w:tabs>
-          <w:tab w:val="right" w:pos="9050" w:leader="dot"/>
-        </w:tabs>
-        <w:spacing w:after="20" w:line="300"/>
-      </w:pPr>
-      <w:r>
-        <w:rPr>
-          <w:b/>
-          <w:bCs/>
-          <w:sz w:val="22"/>
-          <w:szCs w:val="22"/>
-        </w:rPr>
-        <w:t xml:space="preserve">Quellenverzeichnis</w:t>
-      </w:r>
-      <w:r>
-        <w:rPr>
-          <w:b/>
-          <w:bCs/>
-          <w:sz w:val="22"/>
-          <w:szCs w:val="22"/>
-        </w:rPr>
-        <w:t xml:space="preserve">	18</w:t>
-      </w:r>
-    </w:p>
-    <w:p>
-      <w:pPr>
-        <w:tabs>
-          <w:tab w:val="right" w:pos="9050" w:leader="dot"/>
-        </w:tabs>
-        <w:spacing w:after="20" w:line="300"/>
-      </w:pPr>
-      <w:r>
-        <w:rPr>
-          <w:b/>
-          <w:bCs/>
-          <w:sz w:val="22"/>
-          <w:szCs w:val="22"/>
-        </w:rPr>
-        <w:t xml:space="preserve">Anhang</w:t>
-      </w:r>
-      <w:r>
-        <w:rPr>
-          <w:b/>
-          <w:bCs/>
-          <w:sz w:val="22"/>
-          <w:szCs w:val="22"/>
-        </w:rPr>
-        <w:t xml:space="preserve">	19</w:t>
-      </w:r>
-    </w:p>
-    <w:p>
-      <w:pPr>
-        <w:tabs>
-          <w:tab w:val="right" w:pos="9050" w:leader="dot"/>
-        </w:tabs>
-        <w:spacing w:after="20" w:line="300"/>
-        <w:ind w:left="340"/>
-      </w:pPr>
-      <w:r>
-        <w:rPr>
-          <w:b w:val="false"/>
-          <w:bCs w:val="false"/>
-          <w:sz w:val="22"/>
-          <w:szCs w:val="22"/>
-        </w:rPr>
-        <w:t xml:space="preserve">Anhang A – ER-Diagramm</w:t>
-      </w:r>
-      <w:r>
-        <w:rPr>
-          <w:b w:val="false"/>
-          <w:bCs w:val="false"/>
-          <w:sz w:val="22"/>
-          <w:szCs w:val="22"/>
-        </w:rPr>
-        <w:t xml:space="preserve">	19</w:t>
-      </w:r>
-    </w:p>
-    <w:p>
-      <w:pPr>
-        <w:tabs>
-          <w:tab w:val="right" w:pos="9050" w:leader="dot"/>
-        </w:tabs>
-        <w:spacing w:after="20" w:line="300"/>
-        <w:ind w:left="340"/>
-      </w:pPr>
-      <w:r>
-        <w:rPr>
-          <w:b w:val="false"/>
-          <w:bCs w:val="false"/>
-          <w:sz w:val="22"/>
-          <w:szCs w:val="22"/>
-        </w:rPr>
-        <w:t xml:space="preserve">Anhang B – SQL-Datenbankskript</w:t>
-      </w:r>
-      <w:r>
-        <w:rPr>
-          <w:b w:val="false"/>
-          <w:bCs w:val="false"/>
-          <w:sz w:val="22"/>
-          <w:szCs w:val="22"/>
-        </w:rPr>
-        <w:t xml:space="preserve">	19</w:t>
-      </w:r>
-    </w:p>
-    <w:p>
-      <w:pPr>
-        <w:tabs>
-          <w:tab w:val="right" w:pos="9050" w:leader="dot"/>
-        </w:tabs>
-        <w:spacing w:after="20" w:line="300"/>
-        <w:ind w:left="340"/>
-      </w:pPr>
-      <w:r>
-        <w:rPr>
-          <w:b w:val="false"/>
-          <w:bCs w:val="false"/>
-          <w:sz w:val="22"/>
-          <w:szCs w:val="22"/>
-        </w:rPr>
-        <w:t xml:space="preserve">Anhang C – Benutzerhandbuch</w:t>
-      </w:r>
-      <w:r>
-        <w:rPr>
-          <w:b w:val="false"/>
-          <w:bCs w:val="false"/>
-          <w:sz w:val="22"/>
-          <w:szCs w:val="22"/>
-        </w:rPr>
-        <w:t xml:space="preserve">	21</w:t>
+        <w:t>Anhang	20</w:t>
+      </w:r>
+    </w:p>
+    <w:p>
+      <w:pPr>
+        <w:tabs>
+          <w:tab w:val="right" w:pos="9050" w:leader="dot"/>
+        </w:tabs>
+        <w:spacing w:after="20" w:line="300"/>
+        <w:ind w:left="340"/>
+      </w:pPr>
+      <w:r>
+        <w:rPr>
+          <w:b w:val="false"/>
+          <w:bCs w:val="false"/>
+          <w:sz w:val="22"/>
+          <w:szCs w:val="22"/>
+        </w:rPr>
+        <w:t>Anhang A – ER-Diagramm	20</w:t>
+      </w:r>
+    </w:p>
+    <w:p>
+      <w:pPr>
+        <w:tabs>
+          <w:tab w:val="right" w:pos="9050" w:leader="dot"/>
+        </w:tabs>
+        <w:spacing w:after="20" w:line="300"/>
+        <w:ind w:left="340"/>
+      </w:pPr>
+      <w:r>
+        <w:rPr>
+          <w:b w:val="false"/>
+          <w:bCs w:val="false"/>
+          <w:sz w:val="22"/>
+          <w:szCs w:val="22"/>
+        </w:rPr>
+        <w:t>Anhang B – SQL-Datenbankskript	20</w:t>
+      </w:r>
+    </w:p>
+    <w:p>
+      <w:pPr>
+        <w:tabs>
+          <w:tab w:val="right" w:pos="9050" w:leader="dot"/>
+        </w:tabs>
+        <w:spacing w:after="20" w:line="300"/>
+        <w:ind w:left="340"/>
+      </w:pPr>
+      <w:r>
+        <w:rPr>
+          <w:b w:val="false"/>
+          <w:bCs w:val="false"/>
+          <w:sz w:val="22"/>
+          <w:szCs w:val="22"/>
+        </w:rPr>
+        <w:t>Anhang C – Benutzerhandbuch	22</w:t>
       </w:r>
     </w:p>
     <w:p>
@@ -1759,14 +1390,6 @@
         <w:tab/>
         <w:t>24</w:t>
       </w:r>
-      <w:r>
-        <w:rPr>
-          <w:b w:val="false"/>
-          <w:bCs w:val="false"/>
-          <w:sz w:val="22"/>
-          <w:szCs w:val="22"/>
-        </w:rPr>
-      </w:r>
     </w:p>
     <w:p>
       <w:pPr>
@@ -1787,14 +1410,6 @@
         <w:tab/>
         <w:t>24</w:t>
       </w:r>
-      <w:r>
-        <w:rPr>
-          <w:b w:val="false"/>
-          <w:bCs w:val="false"/>
-          <w:sz w:val="22"/>
-          <w:szCs w:val="22"/>
-        </w:rPr>
-      </w:r>
     </w:p>
     <w:p>
       <w:pPr>
@@ -1815,14 +1430,6 @@
         <w:tab/>
         <w:t>24</w:t>
       </w:r>
-      <w:r>
-        <w:rPr>
-          <w:b w:val="false"/>
-          <w:bCs w:val="false"/>
-          <w:sz w:val="22"/>
-          <w:szCs w:val="22"/>
-        </w:rPr>
-      </w:r>
     </w:p>
     <w:p>
       <w:r>
@@ -1850,102 +1457,67 @@
           <w:sz w:val="22"/>
           <w:szCs w:val="22"/>
         </w:rPr>
-        <w:t xml:space="preserve">Abbildung 1: Use-Case-Diagramm der Hauptfunktionen</w:t>
-      </w:r>
-      <w:r>
-        <w:rPr>
-          <w:sz w:val="22"/>
-          <w:szCs w:val="22"/>
-        </w:rPr>
-        <w:t xml:space="preserve">	8</w:t>
-      </w:r>
-    </w:p>
-    <w:p>
-      <w:pPr>
-        <w:tabs>
-          <w:tab w:val="right" w:pos="9050" w:leader="dot"/>
-        </w:tabs>
-        <w:spacing w:after="20" w:line="300"/>
-      </w:pPr>
-      <w:r>
-        <w:rPr>
-          <w:sz w:val="22"/>
-          <w:szCs w:val="22"/>
-        </w:rPr>
-        <w:t xml:space="preserve">Abbildung 2: ER-Diagramm der Datenbank (6 Tabellen, 3NF)</w:t>
-      </w:r>
-      <w:r>
-        <w:rPr>
-          <w:sz w:val="22"/>
-          <w:szCs w:val="22"/>
-        </w:rPr>
-        <w:t xml:space="preserve">	9</w:t>
-      </w:r>
-    </w:p>
-    <w:p>
-      <w:pPr>
-        <w:tabs>
-          <w:tab w:val="right" w:pos="9050" w:leader="dot"/>
-        </w:tabs>
-        <w:spacing w:after="20" w:line="300"/>
-      </w:pPr>
-      <w:r>
-        <w:rPr>
-          <w:sz w:val="22"/>
-          <w:szCs w:val="22"/>
-        </w:rPr>
-        <w:t xml:space="preserve">Abbildung 3: Schichtenarchitektur (MVC mit DAO-Schicht)</w:t>
-      </w:r>
-      <w:r>
-        <w:rPr>
-          <w:sz w:val="22"/>
-          <w:szCs w:val="22"/>
-        </w:rPr>
-        <w:t xml:space="preserve">	10</w:t>
-      </w:r>
-    </w:p>
-    <w:p>
-      <w:pPr>
-        <w:tabs>
-          <w:tab w:val="right" w:pos="9050" w:leader="dot"/>
-        </w:tabs>
-        <w:spacing w:after="20" w:line="300"/>
-      </w:pPr>
-      <w:r>
-        <w:rPr>
-          <w:sz w:val="22"/>
-          <w:szCs w:val="22"/>
-        </w:rPr>
-        <w:t xml:space="preserve">Abbildung 4: Entwurf des Hauptfensters (Bestandsübersicht)</w:t>
-      </w:r>
-      <w:r>
-        <w:rPr>
-          <w:sz w:val="22"/>
-          <w:szCs w:val="22"/>
-        </w:rPr>
-        <w:t xml:space="preserve">	10</w:t>
-      </w:r>
-    </w:p>
-    <w:p>
-      <w:pPr>
-        <w:tabs>
-          <w:tab w:val="right" w:pos="9050" w:leader="dot"/>
-        </w:tabs>
-        <w:spacing w:after="20" w:line="300"/>
-      </w:pPr>
-      <w:r>
-        <w:rPr>
-          <w:sz w:val="22"/>
-          <w:szCs w:val="22"/>
-        </w:rPr>
-        <w:t xml:space="preserve">Abbildung 5: ER-Diagramm der Datenbank (Anhang A)</w:t>
-      </w:r>
-      <w:r>
-        <w:rPr>
-          <w:sz w:val="22"/>
-          <w:szCs w:val="22"/>
-        </w:rPr>
-        <w:t xml:space="preserve">	19</w:t>
+        <w:t>Abbildung 1: Use-Case-Diagramm der Hauptfunktionen	8</w:t>
+      </w:r>
+    </w:p>
+    <w:p>
+      <w:pPr>
+        <w:tabs>
+          <w:tab w:val="right" w:pos="9050" w:leader="dot"/>
+        </w:tabs>
+        <w:spacing w:after="20" w:line="300"/>
+      </w:pPr>
+      <w:r>
+        <w:rPr>
+          <w:sz w:val="22"/>
+          <w:szCs w:val="22"/>
+        </w:rPr>
+        <w:t>Abbildung 2: ER-Diagramm der Datenbank (6 Tabellen, 3NF)	9</w:t>
+      </w:r>
+    </w:p>
+    <w:p>
+      <w:pPr>
+        <w:tabs>
+          <w:tab w:val="right" w:pos="9050" w:leader="dot"/>
+        </w:tabs>
+        <w:spacing w:after="20" w:line="300"/>
+      </w:pPr>
+      <w:r>
+        <w:rPr>
+          <w:sz w:val="22"/>
+          <w:szCs w:val="22"/>
+        </w:rPr>
+        <w:t>Abbildung 3: Schichtenarchitektur (MVC mit DAO-Schicht)	10</w:t>
+      </w:r>
+    </w:p>
+    <w:p>
+      <w:pPr>
+        <w:tabs>
+          <w:tab w:val="right" w:pos="9050" w:leader="dot"/>
+        </w:tabs>
+        <w:spacing w:after="20" w:line="300"/>
+      </w:pPr>
+      <w:r>
+        <w:rPr>
+          <w:sz w:val="22"/>
+          <w:szCs w:val="22"/>
+        </w:rPr>
+        <w:t>Abbildung 4: Entwurf des Hauptfensters (Bestandsübersicht)	11</w:t>
+      </w:r>
+    </w:p>
+    <w:p>
+      <w:pPr>
+        <w:tabs>
+          <w:tab w:val="right" w:pos="9050" w:leader="dot"/>
+        </w:tabs>
+        <w:spacing w:after="20" w:line="300"/>
+      </w:pPr>
+      <w:r>
+        <w:rPr>
+          <w:sz w:val="22"/>
+          <w:szCs w:val="22"/>
+        </w:rPr>
+        <w:t>Abbildung 5: ER-Diagramm der Datenbank (Anhang A)	20</w:t>
       </w:r>
     </w:p>
     <w:p>
@@ -1974,190 +1546,127 @@
           <w:sz w:val="22"/>
           <w:szCs w:val="22"/>
         </w:rPr>
-        <w:t xml:space="preserve">Tabelle 1: Beteiligte Rollen und Auftragsschnittstellen</w:t>
-      </w:r>
-      <w:r>
-        <w:rPr>
-          <w:sz w:val="22"/>
-          <w:szCs w:val="22"/>
-        </w:rPr>
-        <w:t xml:space="preserve">	5</w:t>
-      </w:r>
-    </w:p>
-    <w:p>
-      <w:pPr>
-        <w:tabs>
-          <w:tab w:val="right" w:pos="9050" w:leader="dot"/>
-        </w:tabs>
-        <w:spacing w:after="20" w:line="300"/>
-      </w:pPr>
-      <w:r>
-        <w:rPr>
-          <w:sz w:val="22"/>
-          <w:szCs w:val="22"/>
-        </w:rPr>
-        <w:t xml:space="preserve">Tabelle 2: Projektphasen und Stundenverteilung</w:t>
-      </w:r>
-      <w:r>
-        <w:rPr>
-          <w:sz w:val="22"/>
-          <w:szCs w:val="22"/>
-        </w:rPr>
-        <w:t xml:space="preserve">	6</w:t>
-      </w:r>
-    </w:p>
-    <w:p>
-      <w:pPr>
-        <w:tabs>
-          <w:tab w:val="right" w:pos="9050" w:leader="dot"/>
-        </w:tabs>
-        <w:spacing w:after="20" w:line="300"/>
-      </w:pPr>
-      <w:r>
-        <w:rPr>
-          <w:sz w:val="22"/>
-          <w:szCs w:val="22"/>
-        </w:rPr>
-        <w:t xml:space="preserve">Tabelle 3: Risiken und Gegenmaßnahmen</w:t>
-      </w:r>
-      <w:r>
-        <w:rPr>
-          <w:sz w:val="22"/>
-          <w:szCs w:val="22"/>
-        </w:rPr>
-        <w:t xml:space="preserve">	6</w:t>
-      </w:r>
-    </w:p>
-    <w:p>
-      <w:pPr>
-        <w:tabs>
-          <w:tab w:val="right" w:pos="9050" w:leader="dot"/>
-        </w:tabs>
-        <w:spacing w:after="20" w:line="300"/>
-      </w:pPr>
-      <w:r>
-        <w:rPr>
-          <w:sz w:val="22"/>
-          <w:szCs w:val="22"/>
-        </w:rPr>
-        <w:t xml:space="preserve">Tabelle 4: Pflichtanforderungen laut Ausbildungsrichtlinie</w:t>
-      </w:r>
-      <w:r>
-        <w:rPr>
-          <w:sz w:val="22"/>
-          <w:szCs w:val="22"/>
-        </w:rPr>
-        <w:t xml:space="preserve">	8</w:t>
-      </w:r>
-    </w:p>
-    <w:p>
-      <w:pPr>
-        <w:tabs>
-          <w:tab w:val="right" w:pos="9050" w:leader="dot"/>
-        </w:tabs>
-        <w:spacing w:after="20" w:line="300"/>
-      </w:pPr>
-      <w:r>
-        <w:rPr>
-          <w:sz w:val="22"/>
-          <w:szCs w:val="22"/>
-        </w:rPr>
-        <w:t xml:space="preserve">Tabelle 5: Krankenhausspezifische Zusatzanforderungen</w:t>
-      </w:r>
-      <w:r>
-        <w:rPr>
-          <w:sz w:val="22"/>
-          <w:szCs w:val="22"/>
-        </w:rPr>
-        <w:t xml:space="preserve">	8</w:t>
-      </w:r>
-    </w:p>
-    <w:p>
-      <w:pPr>
-        <w:tabs>
-          <w:tab w:val="right" w:pos="9050" w:leader="dot"/>
-        </w:tabs>
-        <w:spacing w:after="20" w:line="300"/>
-      </w:pPr>
-      <w:r>
-        <w:rPr>
-          <w:sz w:val="22"/>
-          <w:szCs w:val="22"/>
-        </w:rPr>
-        <w:t xml:space="preserve">Tabelle 6: Datenbanktabellen im Überblick</w:t>
-      </w:r>
-      <w:r>
-        <w:rPr>
-          <w:sz w:val="22"/>
-          <w:szCs w:val="22"/>
-        </w:rPr>
-        <w:t xml:space="preserve">	9</w:t>
-      </w:r>
-    </w:p>
-    <w:p>
-      <w:pPr>
-        <w:tabs>
-          <w:tab w:val="right" w:pos="9050" w:leader="dot"/>
-        </w:tabs>
-        <w:spacing w:after="20" w:line="300"/>
-      </w:pPr>
-      <w:r>
-        <w:rPr>
-          <w:sz w:val="22"/>
-          <w:szCs w:val="22"/>
-        </w:rPr>
-        <w:t xml:space="preserve">Tabelle 7: Zuordnung der Klassen zu den MVC-Schichten</w:t>
-      </w:r>
-      <w:r>
-        <w:rPr>
-          <w:sz w:val="22"/>
-          <w:szCs w:val="22"/>
-        </w:rPr>
-        <w:t xml:space="preserve">	12</w:t>
-      </w:r>
-    </w:p>
-    <w:p>
-      <w:pPr>
-        <w:tabs>
-          <w:tab w:val="right" w:pos="9050" w:leader="dot"/>
-        </w:tabs>
-        <w:spacing w:after="20" w:line="300"/>
-      </w:pPr>
-      <w:r>
-        <w:rPr>
-          <w:sz w:val="22"/>
-          <w:szCs w:val="22"/>
-        </w:rPr>
-        <w:t xml:space="preserve">Tabelle 8: Definierte Testfälle (Auszug)</w:t>
-      </w:r>
-      <w:r>
-        <w:rPr>
-          <w:sz w:val="22"/>
-          <w:szCs w:val="22"/>
-        </w:rPr>
-        <w:t xml:space="preserve">	13</w:t>
-      </w:r>
-    </w:p>
-    <w:p>
-      <w:pPr>
-        <w:tabs>
-          <w:tab w:val="right" w:pos="9050" w:leader="dot"/>
-        </w:tabs>
-        <w:spacing w:after="20" w:line="300"/>
-      </w:pPr>
-      <w:r>
-        <w:rPr>
-          <w:sz w:val="22"/>
-          <w:szCs w:val="22"/>
-        </w:rPr>
-        <w:t xml:space="preserve">Tabelle 9: Soll-Ist-Vergleich der Anforderungen</w:t>
-      </w:r>
-      <w:r>
-        <w:rPr>
-          <w:sz w:val="22"/>
-          <w:szCs w:val="22"/>
-        </w:rPr>
-        <w:t xml:space="preserve">	14</w:t>
+        <w:t>Tabelle 1: Beteiligte Rollen und Auftragsschnittstellen	5</w:t>
+      </w:r>
+    </w:p>
+    <w:p>
+      <w:pPr>
+        <w:tabs>
+          <w:tab w:val="right" w:pos="9050" w:leader="dot"/>
+        </w:tabs>
+        <w:spacing w:after="20" w:line="300"/>
+      </w:pPr>
+      <w:r>
+        <w:rPr>
+          <w:sz w:val="22"/>
+          <w:szCs w:val="22"/>
+        </w:rPr>
+        <w:t>Tabelle 2: Projektphasen und Stundenverteilung	6</w:t>
+      </w:r>
+    </w:p>
+    <w:p>
+      <w:pPr>
+        <w:tabs>
+          <w:tab w:val="right" w:pos="9050" w:leader="dot"/>
+        </w:tabs>
+        <w:spacing w:after="20" w:line="300"/>
+      </w:pPr>
+      <w:r>
+        <w:rPr>
+          <w:sz w:val="22"/>
+          <w:szCs w:val="22"/>
+        </w:rPr>
+        <w:t>Tabelle 3: Risiken und Gegenmaßnahmen	6</w:t>
+      </w:r>
+    </w:p>
+    <w:p>
+      <w:pPr>
+        <w:tabs>
+          <w:tab w:val="right" w:pos="9050" w:leader="dot"/>
+        </w:tabs>
+        <w:spacing w:after="20" w:line="300"/>
+      </w:pPr>
+      <w:r>
+        <w:rPr>
+          <w:sz w:val="22"/>
+          <w:szCs w:val="22"/>
+        </w:rPr>
+        <w:t>Tabelle 4: Pflichtanforderungen laut Ausbildungsrichtlinie	8</w:t>
+      </w:r>
+    </w:p>
+    <w:p>
+      <w:pPr>
+        <w:tabs>
+          <w:tab w:val="right" w:pos="9050" w:leader="dot"/>
+        </w:tabs>
+        <w:spacing w:after="20" w:line="300"/>
+      </w:pPr>
+      <w:r>
+        <w:rPr>
+          <w:sz w:val="22"/>
+          <w:szCs w:val="22"/>
+        </w:rPr>
+        <w:t>Tabelle 5: Krankenhausspezifische Zusatzanforderungen	8</w:t>
+      </w:r>
+    </w:p>
+    <w:p>
+      <w:pPr>
+        <w:tabs>
+          <w:tab w:val="right" w:pos="9050" w:leader="dot"/>
+        </w:tabs>
+        <w:spacing w:after="20" w:line="300"/>
+      </w:pPr>
+      <w:r>
+        <w:rPr>
+          <w:sz w:val="22"/>
+          <w:szCs w:val="22"/>
+        </w:rPr>
+        <w:t>Tabelle 6: Datenbanktabellen im Überblick	9</w:t>
+      </w:r>
+    </w:p>
+    <w:p>
+      <w:pPr>
+        <w:tabs>
+          <w:tab w:val="right" w:pos="9050" w:leader="dot"/>
+        </w:tabs>
+        <w:spacing w:after="20" w:line="300"/>
+      </w:pPr>
+      <w:r>
+        <w:rPr>
+          <w:sz w:val="22"/>
+          <w:szCs w:val="22"/>
+        </w:rPr>
+        <w:t>Tabelle 7: Zuordnung der Klassen zu den MVC-Schichten	13</w:t>
+      </w:r>
+    </w:p>
+    <w:p>
+      <w:pPr>
+        <w:tabs>
+          <w:tab w:val="right" w:pos="9050" w:leader="dot"/>
+        </w:tabs>
+        <w:spacing w:after="20" w:line="300"/>
+      </w:pPr>
+      <w:r>
+        <w:rPr>
+          <w:sz w:val="22"/>
+          <w:szCs w:val="22"/>
+        </w:rPr>
+        <w:t>Tabelle 8: Definierte Testfälle (Auszug)	14</w:t>
+      </w:r>
+    </w:p>
+    <w:p>
+      <w:pPr>
+        <w:tabs>
+          <w:tab w:val="right" w:pos="9050" w:leader="dot"/>
+        </w:tabs>
+        <w:spacing w:after="20" w:line="300"/>
+      </w:pPr>
+      <w:r>
+        <w:rPr>
+          <w:sz w:val="22"/>
+          <w:szCs w:val="22"/>
+        </w:rPr>
+        <w:t>Tabelle 9: Soll-Ist-Vergleich der Anforderungen	15</w:t>
       </w:r>
     </w:p>
     <w:p>
@@ -2186,124 +1695,97 @@
           <w:sz w:val="22"/>
           <w:szCs w:val="22"/>
         </w:rPr>
-        <w:t xml:space="preserve">Listing 1: CREATE-Statement der Tabelle materialien</w:t>
-      </w:r>
-      <w:r>
-        <w:rPr>
-          <w:sz w:val="22"/>
-          <w:szCs w:val="22"/>
-        </w:rPr>
-        <w:t xml:space="preserve">	11</w:t>
-      </w:r>
-    </w:p>
-    <w:p>
-      <w:pPr>
-        <w:tabs>
-          <w:tab w:val="right" w:pos="9050" w:leader="dot"/>
-        </w:tabs>
-        <w:spacing w:after="20" w:line="300"/>
-      </w:pPr>
-      <w:r>
-        <w:rPr>
-          <w:sz w:val="22"/>
-          <w:szCs w:val="22"/>
-        </w:rPr>
-        <w:t xml:space="preserve">Listing 2: Singleton-Datenbankverbindung (DBConnection)</w:t>
-      </w:r>
-      <w:r>
-        <w:rPr>
-          <w:sz w:val="22"/>
-          <w:szCs w:val="22"/>
-        </w:rPr>
-        <w:t xml:space="preserve">	11</w:t>
-      </w:r>
-    </w:p>
-    <w:p>
-      <w:pPr>
-        <w:tabs>
-          <w:tab w:val="right" w:pos="9050" w:leader="dot"/>
-        </w:tabs>
-        <w:spacing w:after="20" w:line="300"/>
-      </w:pPr>
-      <w:r>
-        <w:rPr>
-          <w:sz w:val="22"/>
-          <w:szCs w:val="22"/>
-        </w:rPr>
-        <w:t xml:space="preserve">Listing 3: CRUD-Beispiel: create() in MaterialDAO</w:t>
-      </w:r>
-      <w:r>
-        <w:rPr>
-          <w:sz w:val="22"/>
-          <w:szCs w:val="22"/>
-        </w:rPr>
-        <w:t xml:space="preserve">	12</w:t>
-      </w:r>
-    </w:p>
-    <w:p>
-      <w:pPr>
-        <w:tabs>
-          <w:tab w:val="right" w:pos="9050" w:leader="dot"/>
-        </w:tabs>
-        <w:spacing w:after="20" w:line="300"/>
-      </w:pPr>
-      <w:r>
-        <w:rPr>
-          <w:sz w:val="22"/>
-          <w:szCs w:val="22"/>
-        </w:rPr>
-        <w:t xml:space="preserve">Listing 4: Filterung der Bestandsübersicht nach Name und Station</w:t>
-      </w:r>
-      <w:r>
-        <w:rPr>
-          <w:sz w:val="22"/>
-          <w:szCs w:val="22"/>
-        </w:rPr>
-        <w:t xml:space="preserve">	13</w:t>
-      </w:r>
-    </w:p>
-    <w:p>
-      <w:pPr>
-        <w:tabs>
-          <w:tab w:val="right" w:pos="9050" w:leader="dot"/>
-        </w:tabs>
-        <w:spacing w:after="20" w:line="300"/>
-      </w:pPr>
-      <w:r>
-        <w:rPr>
-          <w:sz w:val="22"/>
-          <w:szCs w:val="22"/>
-        </w:rPr>
-        <w:t xml:space="preserve">Listing 5: Mindestbestand-Warnung über eine RowFactory</w:t>
-      </w:r>
-      <w:r>
-        <w:rPr>
-          <w:sz w:val="22"/>
-          <w:szCs w:val="22"/>
-        </w:rPr>
-        <w:t xml:space="preserve">	13</w:t>
-      </w:r>
-    </w:p>
-    <w:p>
-      <w:pPr>
-        <w:tabs>
-          <w:tab w:val="right" w:pos="9050" w:leader="dot"/>
-        </w:tabs>
-        <w:spacing w:after="20" w:line="300"/>
-      </w:pPr>
-      <w:r>
-        <w:rPr>
-          <w:sz w:val="22"/>
-          <w:szCs w:val="22"/>
-        </w:rPr>
-        <w:t xml:space="preserve">Listing 6: Datenbankschema – CREATE-Statements aller sechs Tabellen</w:t>
-      </w:r>
-      <w:r>
-        <w:rPr>
-          <w:sz w:val="22"/>
-          <w:szCs w:val="22"/>
-        </w:rPr>
-        <w:t xml:space="preserve">	20</w:t>
+        <w:t>Listing 1: CREATE-Statement der Tabelle materialien	11</w:t>
+      </w:r>
+    </w:p>
+    <w:p>
+      <w:pPr>
+        <w:tabs>
+          <w:tab w:val="right" w:pos="9050" w:leader="dot"/>
+        </w:tabs>
+        <w:spacing w:after="20" w:line="300"/>
+      </w:pPr>
+      <w:r>
+        <w:rPr>
+          <w:sz w:val="22"/>
+          <w:szCs w:val="22"/>
+        </w:rPr>
+        <w:t>Listing 2: Singleton-Datenbankverbindung (DBConnection)	12</w:t>
+      </w:r>
+    </w:p>
+    <w:p>
+      <w:pPr>
+        <w:tabs>
+          <w:tab w:val="right" w:pos="9050" w:leader="dot"/>
+        </w:tabs>
+        <w:spacing w:after="20" w:line="300"/>
+      </w:pPr>
+      <w:r>
+        <w:rPr>
+          <w:sz w:val="22"/>
+          <w:szCs w:val="22"/>
+        </w:rPr>
+        <w:t>Listing 3: CRUD-Beispiel: create() in MaterialDAO	12</w:t>
+      </w:r>
+    </w:p>
+    <w:p>
+      <w:pPr>
+        <w:tabs>
+          <w:tab w:val="right" w:pos="9050" w:leader="dot"/>
+        </w:tabs>
+        <w:spacing w:after="20" w:line="300"/>
+      </w:pPr>
+      <w:r>
+        <w:rPr>
+          <w:sz w:val="22"/>
+          <w:szCs w:val="22"/>
+        </w:rPr>
+        <w:t>Listing 4: Gemeinsame Schnittstelle GenericDAO&lt;T&gt;	13</w:t>
+      </w:r>
+    </w:p>
+    <w:p>
+      <w:pPr>
+        <w:tabs>
+          <w:tab w:val="right" w:pos="9050" w:leader="dot"/>
+        </w:tabs>
+        <w:spacing w:after="20" w:line="300"/>
+      </w:pPr>
+      <w:r>
+        <w:rPr>
+          <w:sz w:val="22"/>
+          <w:szCs w:val="22"/>
+        </w:rPr>
+        <w:t>Listing 5: Filterung der Bestandsübersicht nach Name und Station	13</w:t>
+      </w:r>
+    </w:p>
+    <w:p>
+      <w:pPr>
+        <w:tabs>
+          <w:tab w:val="right" w:pos="9050" w:leader="dot"/>
+        </w:tabs>
+        <w:spacing w:after="20" w:line="300"/>
+      </w:pPr>
+      <w:r>
+        <w:rPr>
+          <w:sz w:val="22"/>
+          <w:szCs w:val="22"/>
+        </w:rPr>
+        <w:t>Listing 6: Mindestbestand-Warnung über eine RowFactory	14</w:t>
+      </w:r>
+    </w:p>
+    <w:p>
+      <w:pPr>
+        <w:tabs>
+          <w:tab w:val="right" w:pos="9050" w:leader="dot"/>
+        </w:tabs>
+        <w:spacing w:after="20" w:line="300"/>
+      </w:pPr>
+      <w:r>
+        <w:rPr>
+          <w:sz w:val="22"/>
+          <w:szCs w:val="22"/>
+        </w:rPr>
+        <w:t>Listing 7: Datenbankschema – CREATE-Statements aller sechs Tabellen	21</w:t>
       </w:r>
     </w:p>
     <w:p>

--- a/Doku/Doku_A_Verzeichnisse.docx
+++ b/Doku/Doku_A_Verzeichnisse.docx
@@ -658,79 +658,89 @@
           <w:sz w:val="22"/>
           <w:szCs w:val="22"/>
         </w:rPr>
-        <w:t>1  Einleitung	5</w:t>
-      </w:r>
-    </w:p>
-    <w:p>
-      <w:pPr>
-        <w:tabs>
-          <w:tab w:val="right" w:pos="9050" w:leader="dot"/>
-        </w:tabs>
-        <w:spacing w:after="20" w:line="300"/>
-        <w:ind w:left="340"/>
-      </w:pPr>
-      <w:r>
-        <w:rPr>
-          <w:b w:val="false"/>
-          <w:bCs w:val="false"/>
-          <w:sz w:val="22"/>
-          <w:szCs w:val="22"/>
-        </w:rPr>
-        <w:t>1.1  Projektbeschreibung	5</w:t>
-      </w:r>
-    </w:p>
-    <w:p>
-      <w:pPr>
-        <w:tabs>
-          <w:tab w:val="right" w:pos="9050" w:leader="dot"/>
-        </w:tabs>
-        <w:spacing w:after="20" w:line="300"/>
-        <w:ind w:left="340"/>
-      </w:pPr>
-      <w:r>
-        <w:rPr>
-          <w:b w:val="false"/>
-          <w:bCs w:val="false"/>
-          <w:sz w:val="22"/>
-          <w:szCs w:val="22"/>
-        </w:rPr>
-        <w:t>1.2  Projektziel	5</w:t>
-      </w:r>
-    </w:p>
-    <w:p>
-      <w:pPr>
-        <w:tabs>
-          <w:tab w:val="right" w:pos="9050" w:leader="dot"/>
-        </w:tabs>
-        <w:spacing w:after="20" w:line="300"/>
-        <w:ind w:left="340"/>
-      </w:pPr>
-      <w:r>
-        <w:rPr>
-          <w:b w:val="false"/>
-          <w:bCs w:val="false"/>
-          <w:sz w:val="22"/>
-          <w:szCs w:val="22"/>
-        </w:rPr>
-        <w:t>1.3  Projektumfeld	5</w:t>
-      </w:r>
-    </w:p>
-    <w:p>
-      <w:pPr>
-        <w:tabs>
-          <w:tab w:val="right" w:pos="9050" w:leader="dot"/>
-        </w:tabs>
-        <w:spacing w:after="20" w:line="300"/>
-        <w:ind w:left="340"/>
-      </w:pPr>
-      <w:r>
-        <w:rPr>
-          <w:b w:val="false"/>
-          <w:bCs w:val="false"/>
-          <w:sz w:val="22"/>
-          <w:szCs w:val="22"/>
-        </w:rPr>
-        <w:t>1.4  Projektbegründung	6</w:t>
+        <w:t xml:space="preserve">1  Einleitung</w:t>
+        <w:tab/>
+        <w:t xml:space="preserve">5</w:t>
+      </w:r>
+    </w:p>
+    <w:p>
+      <w:pPr>
+        <w:tabs>
+          <w:tab w:val="right" w:pos="9050" w:leader="dot"/>
+        </w:tabs>
+        <w:spacing w:after="20" w:line="300"/>
+        <w:ind w:left="340"/>
+      </w:pPr>
+      <w:r>
+        <w:rPr>
+          <w:b w:val="false"/>
+          <w:bCs w:val="false"/>
+          <w:sz w:val="22"/>
+          <w:szCs w:val="22"/>
+        </w:rPr>
+        <w:t xml:space="preserve">1.1  Projektbeschreibung</w:t>
+        <w:tab/>
+        <w:t xml:space="preserve">5</w:t>
+      </w:r>
+    </w:p>
+    <w:p>
+      <w:pPr>
+        <w:tabs>
+          <w:tab w:val="right" w:pos="9050" w:leader="dot"/>
+        </w:tabs>
+        <w:spacing w:after="20" w:line="300"/>
+        <w:ind w:left="340"/>
+      </w:pPr>
+      <w:r>
+        <w:rPr>
+          <w:b w:val="false"/>
+          <w:bCs w:val="false"/>
+          <w:sz w:val="22"/>
+          <w:szCs w:val="22"/>
+        </w:rPr>
+        <w:t xml:space="preserve">1.2  Projektziel</w:t>
+        <w:tab/>
+        <w:t xml:space="preserve">5</w:t>
+      </w:r>
+    </w:p>
+    <w:p>
+      <w:pPr>
+        <w:tabs>
+          <w:tab w:val="right" w:pos="9050" w:leader="dot"/>
+        </w:tabs>
+        <w:spacing w:after="20" w:line="300"/>
+        <w:ind w:left="340"/>
+      </w:pPr>
+      <w:r>
+        <w:rPr>
+          <w:b w:val="false"/>
+          <w:bCs w:val="false"/>
+          <w:sz w:val="22"/>
+          <w:szCs w:val="22"/>
+        </w:rPr>
+        <w:t xml:space="preserve">1.3  Projektumfeld</w:t>
+        <w:tab/>
+        <w:t xml:space="preserve">5</w:t>
+      </w:r>
+    </w:p>
+    <w:p>
+      <w:pPr>
+        <w:tabs>
+          <w:tab w:val="right" w:pos="9050" w:leader="dot"/>
+        </w:tabs>
+        <w:spacing w:after="20" w:line="300"/>
+        <w:ind w:left="340"/>
+      </w:pPr>
+      <w:r>
+        <w:rPr>
+          <w:b w:val="false"/>
+          <w:bCs w:val="false"/>
+          <w:sz w:val="22"/>
+          <w:szCs w:val="22"/>
+        </w:rPr>
+        <w:t xml:space="preserve">1.4  Projektbegründung</w:t>
+        <w:tab/>
+        <w:t xml:space="preserve">6</w:t>
       </w:r>
     </w:p>
     <w:p>
@@ -747,61 +757,69 @@
           <w:sz w:val="22"/>
           <w:szCs w:val="22"/>
         </w:rPr>
-        <w:t>2  Projektplanung	6</w:t>
-      </w:r>
-    </w:p>
-    <w:p>
-      <w:pPr>
-        <w:tabs>
-          <w:tab w:val="right" w:pos="9050" w:leader="dot"/>
-        </w:tabs>
-        <w:spacing w:after="20" w:line="300"/>
-        <w:ind w:left="340"/>
-      </w:pPr>
-      <w:r>
-        <w:rPr>
-          <w:b w:val="false"/>
-          <w:bCs w:val="false"/>
-          <w:sz w:val="22"/>
-          <w:szCs w:val="22"/>
-        </w:rPr>
-        <w:t>2.1  Projektphasen	6</w:t>
-      </w:r>
-    </w:p>
-    <w:p>
-      <w:pPr>
-        <w:tabs>
-          <w:tab w:val="right" w:pos="9050" w:leader="dot"/>
-        </w:tabs>
-        <w:spacing w:after="20" w:line="300"/>
-        <w:ind w:left="340"/>
-      </w:pPr>
-      <w:r>
-        <w:rPr>
-          <w:b w:val="false"/>
-          <w:bCs w:val="false"/>
-          <w:sz w:val="22"/>
-          <w:szCs w:val="22"/>
-        </w:rPr>
-        <w:t>2.2  Ressourcenplanung	6</w:t>
-      </w:r>
-    </w:p>
-    <w:p>
-      <w:pPr>
-        <w:tabs>
-          <w:tab w:val="right" w:pos="9050" w:leader="dot"/>
-        </w:tabs>
-        <w:spacing w:after="20" w:line="300"/>
-        <w:ind w:left="340"/>
-      </w:pPr>
-      <w:r>
-        <w:rPr>
-          <w:b w:val="false"/>
-          <w:bCs w:val="false"/>
-          <w:sz w:val="22"/>
-          <w:szCs w:val="22"/>
-        </w:rPr>
-        <w:t>2.3  Entwicklungsprozess	7</w:t>
+        <w:t xml:space="preserve">2  Projektplanung</w:t>
+        <w:tab/>
+        <w:t xml:space="preserve">6</w:t>
+      </w:r>
+    </w:p>
+    <w:p>
+      <w:pPr>
+        <w:tabs>
+          <w:tab w:val="right" w:pos="9050" w:leader="dot"/>
+        </w:tabs>
+        <w:spacing w:after="20" w:line="300"/>
+        <w:ind w:left="340"/>
+      </w:pPr>
+      <w:r>
+        <w:rPr>
+          <w:b w:val="false"/>
+          <w:bCs w:val="false"/>
+          <w:sz w:val="22"/>
+          <w:szCs w:val="22"/>
+        </w:rPr>
+        <w:t xml:space="preserve">2.1  Projektphasen</w:t>
+        <w:tab/>
+        <w:t xml:space="preserve">6</w:t>
+      </w:r>
+    </w:p>
+    <w:p>
+      <w:pPr>
+        <w:tabs>
+          <w:tab w:val="right" w:pos="9050" w:leader="dot"/>
+        </w:tabs>
+        <w:spacing w:after="20" w:line="300"/>
+        <w:ind w:left="340"/>
+      </w:pPr>
+      <w:r>
+        <w:rPr>
+          <w:b w:val="false"/>
+          <w:bCs w:val="false"/>
+          <w:sz w:val="22"/>
+          <w:szCs w:val="22"/>
+        </w:rPr>
+        <w:t xml:space="preserve">2.2  Ressourcenplanung</w:t>
+        <w:tab/>
+        <w:t xml:space="preserve">6</w:t>
+      </w:r>
+    </w:p>
+    <w:p>
+      <w:pPr>
+        <w:tabs>
+          <w:tab w:val="right" w:pos="9050" w:leader="dot"/>
+        </w:tabs>
+        <w:spacing w:after="20" w:line="300"/>
+        <w:ind w:left="340"/>
+      </w:pPr>
+      <w:r>
+        <w:rPr>
+          <w:b w:val="false"/>
+          <w:bCs w:val="false"/>
+          <w:sz w:val="22"/>
+          <w:szCs w:val="22"/>
+        </w:rPr>
+        <w:t xml:space="preserve">2.3  Entwicklungsprozess</w:t>
+        <w:tab/>
+        <w:t xml:space="preserve">7</w:t>
       </w:r>
     </w:p>
     <w:p>
@@ -818,61 +836,69 @@
           <w:sz w:val="22"/>
           <w:szCs w:val="22"/>
         </w:rPr>
-        <w:t>3  Analysephase	7</w:t>
-      </w:r>
-    </w:p>
-    <w:p>
-      <w:pPr>
-        <w:tabs>
-          <w:tab w:val="right" w:pos="9050" w:leader="dot"/>
-        </w:tabs>
-        <w:spacing w:after="20" w:line="300"/>
-        <w:ind w:left="340"/>
-      </w:pPr>
-      <w:r>
-        <w:rPr>
-          <w:b w:val="false"/>
-          <w:bCs w:val="false"/>
-          <w:sz w:val="22"/>
-          <w:szCs w:val="22"/>
-        </w:rPr>
-        <w:t>3.1  Ist-Analyse	7</w:t>
-      </w:r>
-    </w:p>
-    <w:p>
-      <w:pPr>
-        <w:tabs>
-          <w:tab w:val="right" w:pos="9050" w:leader="dot"/>
-        </w:tabs>
-        <w:spacing w:after="20" w:line="300"/>
-        <w:ind w:left="340"/>
-      </w:pPr>
-      <w:r>
-        <w:rPr>
-          <w:b w:val="false"/>
-          <w:bCs w:val="false"/>
-          <w:sz w:val="22"/>
-          <w:szCs w:val="22"/>
-        </w:rPr>
-        <w:t>3.2  Anwendungsfälle	7</w:t>
-      </w:r>
-    </w:p>
-    <w:p>
-      <w:pPr>
-        <w:tabs>
-          <w:tab w:val="right" w:pos="9050" w:leader="dot"/>
-        </w:tabs>
-        <w:spacing w:after="20" w:line="300"/>
-        <w:ind w:left="340"/>
-      </w:pPr>
-      <w:r>
-        <w:rPr>
-          <w:b w:val="false"/>
-          <w:bCs w:val="false"/>
-          <w:sz w:val="22"/>
-          <w:szCs w:val="22"/>
-        </w:rPr>
-        <w:t>3.3  Lastenheft	8</w:t>
+        <w:t xml:space="preserve">3  Analysephase</w:t>
+        <w:tab/>
+        <w:t xml:space="preserve">7</w:t>
+      </w:r>
+    </w:p>
+    <w:p>
+      <w:pPr>
+        <w:tabs>
+          <w:tab w:val="right" w:pos="9050" w:leader="dot"/>
+        </w:tabs>
+        <w:spacing w:after="20" w:line="300"/>
+        <w:ind w:left="340"/>
+      </w:pPr>
+      <w:r>
+        <w:rPr>
+          <w:b w:val="false"/>
+          <w:bCs w:val="false"/>
+          <w:sz w:val="22"/>
+          <w:szCs w:val="22"/>
+        </w:rPr>
+        <w:t xml:space="preserve">3.1  Ist-Analyse</w:t>
+        <w:tab/>
+        <w:t xml:space="preserve">7</w:t>
+      </w:r>
+    </w:p>
+    <w:p>
+      <w:pPr>
+        <w:tabs>
+          <w:tab w:val="right" w:pos="9050" w:leader="dot"/>
+        </w:tabs>
+        <w:spacing w:after="20" w:line="300"/>
+        <w:ind w:left="340"/>
+      </w:pPr>
+      <w:r>
+        <w:rPr>
+          <w:b w:val="false"/>
+          <w:bCs w:val="false"/>
+          <w:sz w:val="22"/>
+          <w:szCs w:val="22"/>
+        </w:rPr>
+        <w:t xml:space="preserve">3.2  Anwendungsfälle</w:t>
+        <w:tab/>
+        <w:t xml:space="preserve">7</w:t>
+      </w:r>
+    </w:p>
+    <w:p>
+      <w:pPr>
+        <w:tabs>
+          <w:tab w:val="right" w:pos="9050" w:leader="dot"/>
+        </w:tabs>
+        <w:spacing w:after="20" w:line="300"/>
+        <w:ind w:left="340"/>
+      </w:pPr>
+      <w:r>
+        <w:rPr>
+          <w:b w:val="false"/>
+          <w:bCs w:val="false"/>
+          <w:sz w:val="22"/>
+          <w:szCs w:val="22"/>
+        </w:rPr>
+        <w:t xml:space="preserve">3.3  Lastenheft</w:t>
+        <w:tab/>
+        <w:t xml:space="preserve">8</w:t>
       </w:r>
     </w:p>
     <w:p>
@@ -889,79 +915,89 @@
           <w:sz w:val="22"/>
           <w:szCs w:val="22"/>
         </w:rPr>
-        <w:t>4  Entwurfsphase	8</w:t>
-      </w:r>
-    </w:p>
-    <w:p>
-      <w:pPr>
-        <w:tabs>
-          <w:tab w:val="right" w:pos="9050" w:leader="dot"/>
-        </w:tabs>
-        <w:spacing w:after="20" w:line="300"/>
-        <w:ind w:left="340"/>
-      </w:pPr>
-      <w:r>
-        <w:rPr>
-          <w:b w:val="false"/>
-          <w:bCs w:val="false"/>
-          <w:sz w:val="22"/>
-          <w:szCs w:val="22"/>
-        </w:rPr>
-        <w:t>4.1  Datenbankentwurf	8</w:t>
-      </w:r>
-    </w:p>
-    <w:p>
-      <w:pPr>
-        <w:tabs>
-          <w:tab w:val="right" w:pos="9050" w:leader="dot"/>
-        </w:tabs>
-        <w:spacing w:after="20" w:line="300"/>
-        <w:ind w:left="340"/>
-      </w:pPr>
-      <w:r>
-        <w:rPr>
-          <w:b w:val="false"/>
-          <w:bCs w:val="false"/>
-          <w:sz w:val="22"/>
-          <w:szCs w:val="22"/>
-        </w:rPr>
-        <w:t>4.2  Architekturentwurf (MVC + DAO)	9</w:t>
-      </w:r>
-    </w:p>
-    <w:p>
-      <w:pPr>
-        <w:tabs>
-          <w:tab w:val="right" w:pos="9050" w:leader="dot"/>
-        </w:tabs>
-        <w:spacing w:after="20" w:line="300"/>
-        <w:ind w:left="340"/>
-      </w:pPr>
-      <w:r>
-        <w:rPr>
-          <w:b w:val="false"/>
-          <w:bCs w:val="false"/>
-          <w:sz w:val="22"/>
-          <w:szCs w:val="22"/>
-        </w:rPr>
-        <w:t>4.3  Entwurf der Benutzeroberfläche	10</w:t>
-      </w:r>
-    </w:p>
-    <w:p>
-      <w:pPr>
-        <w:tabs>
-          <w:tab w:val="right" w:pos="9050" w:leader="dot"/>
-        </w:tabs>
-        <w:spacing w:after="20" w:line="300"/>
-        <w:ind w:left="340"/>
-      </w:pPr>
-      <w:r>
-        <w:rPr>
-          <w:b w:val="false"/>
-          <w:bCs w:val="false"/>
-          <w:sz w:val="22"/>
-          <w:szCs w:val="22"/>
-        </w:rPr>
-        <w:t>4.4  Pflichtenheft	11</w:t>
+        <w:t xml:space="preserve">4  Entwurfsphase</w:t>
+        <w:tab/>
+        <w:t xml:space="preserve">8</w:t>
+      </w:r>
+    </w:p>
+    <w:p>
+      <w:pPr>
+        <w:tabs>
+          <w:tab w:val="right" w:pos="9050" w:leader="dot"/>
+        </w:tabs>
+        <w:spacing w:after="20" w:line="300"/>
+        <w:ind w:left="340"/>
+      </w:pPr>
+      <w:r>
+        <w:rPr>
+          <w:b w:val="false"/>
+          <w:bCs w:val="false"/>
+          <w:sz w:val="22"/>
+          <w:szCs w:val="22"/>
+        </w:rPr>
+        <w:t xml:space="preserve">4.1  Datenbankentwurf</w:t>
+        <w:tab/>
+        <w:t xml:space="preserve">8</w:t>
+      </w:r>
+    </w:p>
+    <w:p>
+      <w:pPr>
+        <w:tabs>
+          <w:tab w:val="right" w:pos="9050" w:leader="dot"/>
+        </w:tabs>
+        <w:spacing w:after="20" w:line="300"/>
+        <w:ind w:left="340"/>
+      </w:pPr>
+      <w:r>
+        <w:rPr>
+          <w:b w:val="false"/>
+          <w:bCs w:val="false"/>
+          <w:sz w:val="22"/>
+          <w:szCs w:val="22"/>
+        </w:rPr>
+        <w:t xml:space="preserve">4.2  Architekturentwurf (MVC + DAO)</w:t>
+        <w:tab/>
+        <w:t xml:space="preserve">9</w:t>
+      </w:r>
+    </w:p>
+    <w:p>
+      <w:pPr>
+        <w:tabs>
+          <w:tab w:val="right" w:pos="9050" w:leader="dot"/>
+        </w:tabs>
+        <w:spacing w:after="20" w:line="300"/>
+        <w:ind w:left="340"/>
+      </w:pPr>
+      <w:r>
+        <w:rPr>
+          <w:b w:val="false"/>
+          <w:bCs w:val="false"/>
+          <w:sz w:val="22"/>
+          <w:szCs w:val="22"/>
+        </w:rPr>
+        <w:t xml:space="preserve">4.3  Entwurf der Benutzeroberfläche</w:t>
+        <w:tab/>
+        <w:t xml:space="preserve">10</w:t>
+      </w:r>
+    </w:p>
+    <w:p>
+      <w:pPr>
+        <w:tabs>
+          <w:tab w:val="right" w:pos="9050" w:leader="dot"/>
+        </w:tabs>
+        <w:spacing w:after="20" w:line="300"/>
+        <w:ind w:left="340"/>
+      </w:pPr>
+      <w:r>
+        <w:rPr>
+          <w:b w:val="false"/>
+          <w:bCs w:val="false"/>
+          <w:sz w:val="22"/>
+          <w:szCs w:val="22"/>
+        </w:rPr>
+        <w:t xml:space="preserve">4.4  Pflichtenheft</w:t>
+        <w:tab/>
+        <w:t xml:space="preserve">11</w:t>
       </w:r>
     </w:p>
     <w:p>
@@ -978,97 +1014,109 @@
           <w:sz w:val="22"/>
           <w:szCs w:val="22"/>
         </w:rPr>
-        <w:t>5  Implementierungsphase	11</w:t>
-      </w:r>
-    </w:p>
-    <w:p>
-      <w:pPr>
-        <w:tabs>
-          <w:tab w:val="right" w:pos="9050" w:leader="dot"/>
-        </w:tabs>
-        <w:spacing w:after="20" w:line="300"/>
-        <w:ind w:left="340"/>
-      </w:pPr>
-      <w:r>
-        <w:rPr>
-          <w:b w:val="false"/>
-          <w:bCs w:val="false"/>
-          <w:sz w:val="22"/>
-          <w:szCs w:val="22"/>
-        </w:rPr>
-        <w:t>5.1  Datenbank und JDBC-Verbindung	11</w:t>
-      </w:r>
-    </w:p>
-    <w:p>
-      <w:pPr>
-        <w:tabs>
-          <w:tab w:val="right" w:pos="9050" w:leader="dot"/>
-        </w:tabs>
-        <w:spacing w:after="20" w:line="300"/>
-        <w:ind w:left="340"/>
-      </w:pPr>
-      <w:r>
-        <w:rPr>
-          <w:b w:val="false"/>
-          <w:bCs w:val="false"/>
-          <w:sz w:val="22"/>
-          <w:szCs w:val="22"/>
-        </w:rPr>
-        <w:t>5.2  DAO-Schicht und Model-Klassen	12</w:t>
-      </w:r>
-    </w:p>
-    <w:p>
-      <w:pPr>
-        <w:tabs>
-          <w:tab w:val="right" w:pos="9050" w:leader="dot"/>
-        </w:tabs>
-        <w:spacing w:after="20" w:line="300"/>
-        <w:ind w:left="340"/>
-      </w:pPr>
-      <w:r>
-        <w:rPr>
-          <w:b w:val="false"/>
-          <w:bCs w:val="false"/>
-          <w:sz w:val="22"/>
-          <w:szCs w:val="22"/>
-        </w:rPr>
-        <w:t>5.3  Benutzeroberfläche und CRUD	13</w:t>
-      </w:r>
-    </w:p>
-    <w:p>
-      <w:pPr>
-        <w:tabs>
-          <w:tab w:val="right" w:pos="9050" w:leader="dot"/>
-        </w:tabs>
-        <w:spacing w:after="20" w:line="300"/>
-        <w:ind w:left="340"/>
-      </w:pPr>
-      <w:r>
-        <w:rPr>
-          <w:b w:val="false"/>
-          <w:bCs w:val="false"/>
-          <w:sz w:val="22"/>
-          <w:szCs w:val="22"/>
-        </w:rPr>
-        <w:t>5.4  Such- und Filterfunktion	13</w:t>
-      </w:r>
-    </w:p>
-    <w:p>
-      <w:pPr>
-        <w:tabs>
-          <w:tab w:val="right" w:pos="9050" w:leader="dot"/>
-        </w:tabs>
-        <w:spacing w:after="20" w:line="300"/>
-        <w:ind w:left="340"/>
-      </w:pPr>
-      <w:r>
-        <w:rPr>
-          <w:b w:val="false"/>
-          <w:bCs w:val="false"/>
-          <w:sz w:val="22"/>
-          <w:szCs w:val="22"/>
-        </w:rPr>
-        <w:t>5.5  Mindestbestand-Warnung und Lagerbuchungen	14</w:t>
+        <w:t xml:space="preserve">5  Implementierungsphase</w:t>
+        <w:tab/>
+        <w:t xml:space="preserve">11</w:t>
+      </w:r>
+    </w:p>
+    <w:p>
+      <w:pPr>
+        <w:tabs>
+          <w:tab w:val="right" w:pos="9050" w:leader="dot"/>
+        </w:tabs>
+        <w:spacing w:after="20" w:line="300"/>
+        <w:ind w:left="340"/>
+      </w:pPr>
+      <w:r>
+        <w:rPr>
+          <w:b w:val="false"/>
+          <w:bCs w:val="false"/>
+          <w:sz w:val="22"/>
+          <w:szCs w:val="22"/>
+        </w:rPr>
+        <w:t xml:space="preserve">5.1  Datenbank und JDBC-Verbindung</w:t>
+        <w:tab/>
+        <w:t xml:space="preserve">11</w:t>
+      </w:r>
+    </w:p>
+    <w:p>
+      <w:pPr>
+        <w:tabs>
+          <w:tab w:val="right" w:pos="9050" w:leader="dot"/>
+        </w:tabs>
+        <w:spacing w:after="20" w:line="300"/>
+        <w:ind w:left="340"/>
+      </w:pPr>
+      <w:r>
+        <w:rPr>
+          <w:b w:val="false"/>
+          <w:bCs w:val="false"/>
+          <w:sz w:val="22"/>
+          <w:szCs w:val="22"/>
+        </w:rPr>
+        <w:t xml:space="preserve">5.2  DAO-Schicht und Model-Klassen</w:t>
+        <w:tab/>
+        <w:t xml:space="preserve">12</w:t>
+      </w:r>
+    </w:p>
+    <w:p>
+      <w:pPr>
+        <w:tabs>
+          <w:tab w:val="right" w:pos="9050" w:leader="dot"/>
+        </w:tabs>
+        <w:spacing w:after="20" w:line="300"/>
+        <w:ind w:left="340"/>
+      </w:pPr>
+      <w:r>
+        <w:rPr>
+          <w:b w:val="false"/>
+          <w:bCs w:val="false"/>
+          <w:sz w:val="22"/>
+          <w:szCs w:val="22"/>
+        </w:rPr>
+        <w:t xml:space="preserve">5.3  Benutzeroberfläche und CRUD</w:t>
+        <w:tab/>
+        <w:t xml:space="preserve">13</w:t>
+      </w:r>
+    </w:p>
+    <w:p>
+      <w:pPr>
+        <w:tabs>
+          <w:tab w:val="right" w:pos="9050" w:leader="dot"/>
+        </w:tabs>
+        <w:spacing w:after="20" w:line="300"/>
+        <w:ind w:left="340"/>
+      </w:pPr>
+      <w:r>
+        <w:rPr>
+          <w:b w:val="false"/>
+          <w:bCs w:val="false"/>
+          <w:sz w:val="22"/>
+          <w:szCs w:val="22"/>
+        </w:rPr>
+        <w:t xml:space="preserve">5.4  Such- und Filterfunktion</w:t>
+        <w:tab/>
+        <w:t xml:space="preserve">13</w:t>
+      </w:r>
+    </w:p>
+    <w:p>
+      <w:pPr>
+        <w:tabs>
+          <w:tab w:val="right" w:pos="9050" w:leader="dot"/>
+        </w:tabs>
+        <w:spacing w:after="20" w:line="300"/>
+        <w:ind w:left="340"/>
+      </w:pPr>
+      <w:r>
+        <w:rPr>
+          <w:b w:val="false"/>
+          <w:bCs w:val="false"/>
+          <w:sz w:val="22"/>
+          <w:szCs w:val="22"/>
+        </w:rPr>
+        <w:t xml:space="preserve">5.5  Mindestbestand-Warnung und Lagerbuchungen</w:t>
+        <w:tab/>
+        <w:t xml:space="preserve">14</w:t>
       </w:r>
     </w:p>
     <w:p>
@@ -1085,61 +1133,69 @@
           <w:sz w:val="22"/>
           <w:szCs w:val="22"/>
         </w:rPr>
-        <w:t>6  Abnahme- und Testphase	14</w:t>
-      </w:r>
-    </w:p>
-    <w:p>
-      <w:pPr>
-        <w:tabs>
-          <w:tab w:val="right" w:pos="9050" w:leader="dot"/>
-        </w:tabs>
-        <w:spacing w:after="20" w:line="300"/>
-        <w:ind w:left="340"/>
-      </w:pPr>
-      <w:r>
-        <w:rPr>
-          <w:b w:val="false"/>
-          <w:bCs w:val="false"/>
-          <w:sz w:val="22"/>
-          <w:szCs w:val="22"/>
-        </w:rPr>
-        <w:t>6.1  Testfälle und Testergebnisse	14</w:t>
-      </w:r>
-    </w:p>
-    <w:p>
-      <w:pPr>
-        <w:tabs>
-          <w:tab w:val="right" w:pos="9050" w:leader="dot"/>
-        </w:tabs>
-        <w:spacing w:after="20" w:line="300"/>
-        <w:ind w:left="340"/>
-      </w:pPr>
-      <w:r>
-        <w:rPr>
-          <w:b w:val="false"/>
-          <w:bCs w:val="false"/>
-          <w:sz w:val="22"/>
-          <w:szCs w:val="22"/>
-        </w:rPr>
-        <w:t>6.2  Soll-Ist-Vergleich	15</w:t>
-      </w:r>
-    </w:p>
-    <w:p>
-      <w:pPr>
-        <w:tabs>
-          <w:tab w:val="right" w:pos="9050" w:leader="dot"/>
-        </w:tabs>
-        <w:spacing w:after="20" w:line="300"/>
-        <w:ind w:left="340"/>
-      </w:pPr>
-      <w:r>
-        <w:rPr>
-          <w:b w:val="false"/>
-          <w:bCs w:val="false"/>
-          <w:sz w:val="22"/>
-          <w:szCs w:val="22"/>
-        </w:rPr>
-        <w:t>6.3  Abnahme und Übergabe	15</w:t>
+        <w:t xml:space="preserve">6  Abnahme- und Testphase</w:t>
+        <w:tab/>
+        <w:t xml:space="preserve">14</w:t>
+      </w:r>
+    </w:p>
+    <w:p>
+      <w:pPr>
+        <w:tabs>
+          <w:tab w:val="right" w:pos="9050" w:leader="dot"/>
+        </w:tabs>
+        <w:spacing w:after="20" w:line="300"/>
+        <w:ind w:left="340"/>
+      </w:pPr>
+      <w:r>
+        <w:rPr>
+          <w:b w:val="false"/>
+          <w:bCs w:val="false"/>
+          <w:sz w:val="22"/>
+          <w:szCs w:val="22"/>
+        </w:rPr>
+        <w:t xml:space="preserve">6.1  Testfälle und Testergebnisse</w:t>
+        <w:tab/>
+        <w:t xml:space="preserve">14</w:t>
+      </w:r>
+    </w:p>
+    <w:p>
+      <w:pPr>
+        <w:tabs>
+          <w:tab w:val="right" w:pos="9050" w:leader="dot"/>
+        </w:tabs>
+        <w:spacing w:after="20" w:line="300"/>
+        <w:ind w:left="340"/>
+      </w:pPr>
+      <w:r>
+        <w:rPr>
+          <w:b w:val="false"/>
+          <w:bCs w:val="false"/>
+          <w:sz w:val="22"/>
+          <w:szCs w:val="22"/>
+        </w:rPr>
+        <w:t xml:space="preserve">6.2  Soll-Ist-Vergleich</w:t>
+        <w:tab/>
+        <w:t xml:space="preserve">15</w:t>
+      </w:r>
+    </w:p>
+    <w:p>
+      <w:pPr>
+        <w:tabs>
+          <w:tab w:val="right" w:pos="9050" w:leader="dot"/>
+        </w:tabs>
+        <w:spacing w:after="20" w:line="300"/>
+        <w:ind w:left="340"/>
+      </w:pPr>
+      <w:r>
+        <w:rPr>
+          <w:b w:val="false"/>
+          <w:bCs w:val="false"/>
+          <w:sz w:val="22"/>
+          <w:szCs w:val="22"/>
+        </w:rPr>
+        <w:t xml:space="preserve">6.3  Abnahme und Übergabe</w:t>
+        <w:tab/>
+        <w:t xml:space="preserve">15</w:t>
       </w:r>
     </w:p>
     <w:p>
@@ -1156,43 +1212,49 @@
           <w:sz w:val="22"/>
           <w:szCs w:val="22"/>
         </w:rPr>
-        <w:t>7  Dokumentation	15</w:t>
-      </w:r>
-    </w:p>
-    <w:p>
-      <w:pPr>
-        <w:tabs>
-          <w:tab w:val="right" w:pos="9050" w:leader="dot"/>
-        </w:tabs>
-        <w:spacing w:after="20" w:line="300"/>
-        <w:ind w:left="340"/>
-      </w:pPr>
-      <w:r>
-        <w:rPr>
-          <w:b w:val="false"/>
-          <w:bCs w:val="false"/>
-          <w:sz w:val="22"/>
-          <w:szCs w:val="22"/>
-        </w:rPr>
-        <w:t>7.1  Benutzerhandbuch	15</w:t>
-      </w:r>
-    </w:p>
-    <w:p>
-      <w:pPr>
-        <w:tabs>
-          <w:tab w:val="right" w:pos="9050" w:leader="dot"/>
-        </w:tabs>
-        <w:spacing w:after="20" w:line="300"/>
-        <w:ind w:left="340"/>
-      </w:pPr>
-      <w:r>
-        <w:rPr>
-          <w:b w:val="false"/>
-          <w:bCs w:val="false"/>
-          <w:sz w:val="22"/>
-          <w:szCs w:val="22"/>
-        </w:rPr>
-        <w:t>7.2  Entwicklerdokumentation	16</w:t>
+        <w:t xml:space="preserve">7  Dokumentation</w:t>
+        <w:tab/>
+        <w:t xml:space="preserve">15</w:t>
+      </w:r>
+    </w:p>
+    <w:p>
+      <w:pPr>
+        <w:tabs>
+          <w:tab w:val="right" w:pos="9050" w:leader="dot"/>
+        </w:tabs>
+        <w:spacing w:after="20" w:line="300"/>
+        <w:ind w:left="340"/>
+      </w:pPr>
+      <w:r>
+        <w:rPr>
+          <w:b w:val="false"/>
+          <w:bCs w:val="false"/>
+          <w:sz w:val="22"/>
+          <w:szCs w:val="22"/>
+        </w:rPr>
+        <w:t xml:space="preserve">7.1  Benutzerhandbuch</w:t>
+        <w:tab/>
+        <w:t xml:space="preserve">15</w:t>
+      </w:r>
+    </w:p>
+    <w:p>
+      <w:pPr>
+        <w:tabs>
+          <w:tab w:val="right" w:pos="9050" w:leader="dot"/>
+        </w:tabs>
+        <w:spacing w:after="20" w:line="300"/>
+        <w:ind w:left="340"/>
+      </w:pPr>
+      <w:r>
+        <w:rPr>
+          <w:b w:val="false"/>
+          <w:bCs w:val="false"/>
+          <w:sz w:val="22"/>
+          <w:szCs w:val="22"/>
+        </w:rPr>
+        <w:t xml:space="preserve">7.2  Entwicklerdokumentation</w:t>
+        <w:tab/>
+        <w:t xml:space="preserve">16</w:t>
       </w:r>
     </w:p>
     <w:p>
@@ -1209,61 +1271,69 @@
           <w:sz w:val="22"/>
           <w:szCs w:val="22"/>
         </w:rPr>
-        <w:t>8  Fazit	16</w:t>
-      </w:r>
-    </w:p>
-    <w:p>
-      <w:pPr>
-        <w:tabs>
-          <w:tab w:val="right" w:pos="9050" w:leader="dot"/>
-        </w:tabs>
-        <w:spacing w:after="20" w:line="300"/>
-        <w:ind w:left="340"/>
-      </w:pPr>
-      <w:r>
-        <w:rPr>
-          <w:b w:val="false"/>
-          <w:bCs w:val="false"/>
-          <w:sz w:val="22"/>
-          <w:szCs w:val="22"/>
-        </w:rPr>
-        <w:t>8.1  Soll-Ist-Vergleich der Projektziele	16</w:t>
-      </w:r>
-    </w:p>
-    <w:p>
-      <w:pPr>
-        <w:tabs>
-          <w:tab w:val="right" w:pos="9050" w:leader="dot"/>
-        </w:tabs>
-        <w:spacing w:after="20" w:line="300"/>
-        <w:ind w:left="340"/>
-      </w:pPr>
-      <w:r>
-        <w:rPr>
-          <w:b w:val="false"/>
-          <w:bCs w:val="false"/>
-          <w:sz w:val="22"/>
-          <w:szCs w:val="22"/>
-        </w:rPr>
-        <w:t>8.2  Lessons Learned	16</w:t>
-      </w:r>
-    </w:p>
-    <w:p>
-      <w:pPr>
-        <w:tabs>
-          <w:tab w:val="right" w:pos="9050" w:leader="dot"/>
-        </w:tabs>
-        <w:spacing w:after="20" w:line="300"/>
-        <w:ind w:left="340"/>
-      </w:pPr>
-      <w:r>
-        <w:rPr>
-          <w:b w:val="false"/>
-          <w:bCs w:val="false"/>
-          <w:sz w:val="22"/>
-          <w:szCs w:val="22"/>
-        </w:rPr>
-        <w:t>8.3  Ausblick	17</w:t>
+        <w:t xml:space="preserve">8  Fazit</w:t>
+        <w:tab/>
+        <w:t xml:space="preserve">16</w:t>
+      </w:r>
+    </w:p>
+    <w:p>
+      <w:pPr>
+        <w:tabs>
+          <w:tab w:val="right" w:pos="9050" w:leader="dot"/>
+        </w:tabs>
+        <w:spacing w:after="20" w:line="300"/>
+        <w:ind w:left="340"/>
+      </w:pPr>
+      <w:r>
+        <w:rPr>
+          <w:b w:val="false"/>
+          <w:bCs w:val="false"/>
+          <w:sz w:val="22"/>
+          <w:szCs w:val="22"/>
+        </w:rPr>
+        <w:t xml:space="preserve">8.1  Soll-Ist-Vergleich der Projektziele</w:t>
+        <w:tab/>
+        <w:t xml:space="preserve">16</w:t>
+      </w:r>
+    </w:p>
+    <w:p>
+      <w:pPr>
+        <w:tabs>
+          <w:tab w:val="right" w:pos="9050" w:leader="dot"/>
+        </w:tabs>
+        <w:spacing w:after="20" w:line="300"/>
+        <w:ind w:left="340"/>
+      </w:pPr>
+      <w:r>
+        <w:rPr>
+          <w:b w:val="false"/>
+          <w:bCs w:val="false"/>
+          <w:sz w:val="22"/>
+          <w:szCs w:val="22"/>
+        </w:rPr>
+        <w:t xml:space="preserve">8.2  Lessons Learned</w:t>
+        <w:tab/>
+        <w:t xml:space="preserve">16</w:t>
+      </w:r>
+    </w:p>
+    <w:p>
+      <w:pPr>
+        <w:tabs>
+          <w:tab w:val="right" w:pos="9050" w:leader="dot"/>
+        </w:tabs>
+        <w:spacing w:after="20" w:line="300"/>
+        <w:ind w:left="340"/>
+      </w:pPr>
+      <w:r>
+        <w:rPr>
+          <w:b w:val="false"/>
+          <w:bCs w:val="false"/>
+          <w:sz w:val="22"/>
+          <w:szCs w:val="22"/>
+        </w:rPr>
+        <w:t xml:space="preserve">8.3  Ausblick</w:t>
+        <w:tab/>
+        <w:t xml:space="preserve">17</w:t>
       </w:r>
     </w:p>
     <w:p>
@@ -1280,7 +1350,9 @@
           <w:sz w:val="22"/>
           <w:szCs w:val="22"/>
         </w:rPr>
-        <w:t>Abgabeerklärung	18</w:t>
+        <w:t xml:space="preserve">Abgabeerklärung</w:t>
+        <w:tab/>
+        <w:t xml:space="preserve">18</w:t>
       </w:r>
     </w:p>
     <w:p>
@@ -1297,7 +1369,9 @@
           <w:sz w:val="22"/>
           <w:szCs w:val="22"/>
         </w:rPr>
-        <w:t>Quellenverzeichnis	19</w:t>
+        <w:t xml:space="preserve">Quellenverzeichnis</w:t>
+        <w:tab/>
+        <w:t xml:space="preserve">19</w:t>
       </w:r>
     </w:p>
     <w:p>
@@ -1314,61 +1388,69 @@
           <w:sz w:val="22"/>
           <w:szCs w:val="22"/>
         </w:rPr>
-        <w:t>Anhang	20</w:t>
-      </w:r>
-    </w:p>
-    <w:p>
-      <w:pPr>
-        <w:tabs>
-          <w:tab w:val="right" w:pos="9050" w:leader="dot"/>
-        </w:tabs>
-        <w:spacing w:after="20" w:line="300"/>
-        <w:ind w:left="340"/>
-      </w:pPr>
-      <w:r>
-        <w:rPr>
-          <w:b w:val="false"/>
-          <w:bCs w:val="false"/>
-          <w:sz w:val="22"/>
-          <w:szCs w:val="22"/>
-        </w:rPr>
-        <w:t>Anhang A – ER-Diagramm	20</w:t>
-      </w:r>
-    </w:p>
-    <w:p>
-      <w:pPr>
-        <w:tabs>
-          <w:tab w:val="right" w:pos="9050" w:leader="dot"/>
-        </w:tabs>
-        <w:spacing w:after="20" w:line="300"/>
-        <w:ind w:left="340"/>
-      </w:pPr>
-      <w:r>
-        <w:rPr>
-          <w:b w:val="false"/>
-          <w:bCs w:val="false"/>
-          <w:sz w:val="22"/>
-          <w:szCs w:val="22"/>
-        </w:rPr>
-        <w:t>Anhang B – SQL-Datenbankskript	20</w:t>
-      </w:r>
-    </w:p>
-    <w:p>
-      <w:pPr>
-        <w:tabs>
-          <w:tab w:val="right" w:pos="9050" w:leader="dot"/>
-        </w:tabs>
-        <w:spacing w:after="20" w:line="300"/>
-        <w:ind w:left="340"/>
-      </w:pPr>
-      <w:r>
-        <w:rPr>
-          <w:b w:val="false"/>
-          <w:bCs w:val="false"/>
-          <w:sz w:val="22"/>
-          <w:szCs w:val="22"/>
-        </w:rPr>
-        <w:t>Anhang C – Benutzerhandbuch	22</w:t>
+        <w:t xml:space="preserve">Anhang</w:t>
+        <w:tab/>
+        <w:t xml:space="preserve">20</w:t>
+      </w:r>
+    </w:p>
+    <w:p>
+      <w:pPr>
+        <w:tabs>
+          <w:tab w:val="right" w:pos="9050" w:leader="dot"/>
+        </w:tabs>
+        <w:spacing w:after="20" w:line="300"/>
+        <w:ind w:left="340"/>
+      </w:pPr>
+      <w:r>
+        <w:rPr>
+          <w:b w:val="false"/>
+          <w:bCs w:val="false"/>
+          <w:sz w:val="22"/>
+          <w:szCs w:val="22"/>
+        </w:rPr>
+        <w:t xml:space="preserve">Anhang A – ER-Diagramm</w:t>
+        <w:tab/>
+        <w:t xml:space="preserve">20</w:t>
+      </w:r>
+    </w:p>
+    <w:p>
+      <w:pPr>
+        <w:tabs>
+          <w:tab w:val="right" w:pos="9050" w:leader="dot"/>
+        </w:tabs>
+        <w:spacing w:after="20" w:line="300"/>
+        <w:ind w:left="340"/>
+      </w:pPr>
+      <w:r>
+        <w:rPr>
+          <w:b w:val="false"/>
+          <w:bCs w:val="false"/>
+          <w:sz w:val="22"/>
+          <w:szCs w:val="22"/>
+        </w:rPr>
+        <w:t xml:space="preserve">Anhang B – SQL-Datenbankskript</w:t>
+        <w:tab/>
+        <w:t xml:space="preserve">20</w:t>
+      </w:r>
+    </w:p>
+    <w:p>
+      <w:pPr>
+        <w:tabs>
+          <w:tab w:val="right" w:pos="9050" w:leader="dot"/>
+        </w:tabs>
+        <w:spacing w:after="20" w:line="300"/>
+        <w:ind w:left="340"/>
+      </w:pPr>
+      <w:r>
+        <w:rPr>
+          <w:b w:val="false"/>
+          <w:bCs w:val="false"/>
+          <w:sz w:val="22"/>
+          <w:szCs w:val="22"/>
+        </w:rPr>
+        <w:t xml:space="preserve">Anhang C – Benutzerhandbuch</w:t>
+        <w:tab/>
+        <w:t xml:space="preserve">22</w:t>
       </w:r>
     </w:p>
     <w:p>
@@ -1457,67 +1539,77 @@
           <w:sz w:val="22"/>
           <w:szCs w:val="22"/>
         </w:rPr>
-        <w:t>Abbildung 1: Use-Case-Diagramm der Hauptfunktionen	8</w:t>
-      </w:r>
-    </w:p>
-    <w:p>
-      <w:pPr>
-        <w:tabs>
-          <w:tab w:val="right" w:pos="9050" w:leader="dot"/>
-        </w:tabs>
-        <w:spacing w:after="20" w:line="300"/>
-      </w:pPr>
-      <w:r>
-        <w:rPr>
-          <w:sz w:val="22"/>
-          <w:szCs w:val="22"/>
-        </w:rPr>
-        <w:t>Abbildung 2: ER-Diagramm der Datenbank (6 Tabellen, 3NF)	9</w:t>
-      </w:r>
-    </w:p>
-    <w:p>
-      <w:pPr>
-        <w:tabs>
-          <w:tab w:val="right" w:pos="9050" w:leader="dot"/>
-        </w:tabs>
-        <w:spacing w:after="20" w:line="300"/>
-      </w:pPr>
-      <w:r>
-        <w:rPr>
-          <w:sz w:val="22"/>
-          <w:szCs w:val="22"/>
-        </w:rPr>
-        <w:t>Abbildung 3: Schichtenarchitektur (MVC mit DAO-Schicht)	10</w:t>
-      </w:r>
-    </w:p>
-    <w:p>
-      <w:pPr>
-        <w:tabs>
-          <w:tab w:val="right" w:pos="9050" w:leader="dot"/>
-        </w:tabs>
-        <w:spacing w:after="20" w:line="300"/>
-      </w:pPr>
-      <w:r>
-        <w:rPr>
-          <w:sz w:val="22"/>
-          <w:szCs w:val="22"/>
-        </w:rPr>
-        <w:t>Abbildung 4: Entwurf des Hauptfensters (Bestandsübersicht)	11</w:t>
-      </w:r>
-    </w:p>
-    <w:p>
-      <w:pPr>
-        <w:tabs>
-          <w:tab w:val="right" w:pos="9050" w:leader="dot"/>
-        </w:tabs>
-        <w:spacing w:after="20" w:line="300"/>
-      </w:pPr>
-      <w:r>
-        <w:rPr>
-          <w:sz w:val="22"/>
-          <w:szCs w:val="22"/>
-        </w:rPr>
-        <w:t>Abbildung 5: ER-Diagramm der Datenbank (Anhang A)	20</w:t>
+        <w:t xml:space="preserve">Abbildung 1: Use-Case-Diagramm der Hauptfunktionen</w:t>
+        <w:tab/>
+        <w:t xml:space="preserve">8</w:t>
+      </w:r>
+    </w:p>
+    <w:p>
+      <w:pPr>
+        <w:tabs>
+          <w:tab w:val="right" w:pos="9050" w:leader="dot"/>
+        </w:tabs>
+        <w:spacing w:after="20" w:line="300"/>
+      </w:pPr>
+      <w:r>
+        <w:rPr>
+          <w:sz w:val="22"/>
+          <w:szCs w:val="22"/>
+        </w:rPr>
+        <w:t xml:space="preserve">Abbildung 2: ER-Diagramm der Datenbank (6 Tabellen, 3NF)</w:t>
+        <w:tab/>
+        <w:t xml:space="preserve">9</w:t>
+      </w:r>
+    </w:p>
+    <w:p>
+      <w:pPr>
+        <w:tabs>
+          <w:tab w:val="right" w:pos="9050" w:leader="dot"/>
+        </w:tabs>
+        <w:spacing w:after="20" w:line="300"/>
+      </w:pPr>
+      <w:r>
+        <w:rPr>
+          <w:sz w:val="22"/>
+          <w:szCs w:val="22"/>
+        </w:rPr>
+        <w:t xml:space="preserve">Abbildung 3: Schichtenarchitektur (MVC mit DAO-Schicht)</w:t>
+        <w:tab/>
+        <w:t xml:space="preserve">10</w:t>
+      </w:r>
+    </w:p>
+    <w:p>
+      <w:pPr>
+        <w:tabs>
+          <w:tab w:val="right" w:pos="9050" w:leader="dot"/>
+        </w:tabs>
+        <w:spacing w:after="20" w:line="300"/>
+      </w:pPr>
+      <w:r>
+        <w:rPr>
+          <w:sz w:val="22"/>
+          <w:szCs w:val="22"/>
+        </w:rPr>
+        <w:t xml:space="preserve">Abbildung 4: Entwurf des Hauptfensters (Bestandsübersicht)</w:t>
+        <w:tab/>
+        <w:t xml:space="preserve">11</w:t>
+      </w:r>
+    </w:p>
+    <w:p>
+      <w:pPr>
+        <w:tabs>
+          <w:tab w:val="right" w:pos="9050" w:leader="dot"/>
+        </w:tabs>
+        <w:spacing w:after="20" w:line="300"/>
+      </w:pPr>
+      <w:r>
+        <w:rPr>
+          <w:sz w:val="22"/>
+          <w:szCs w:val="22"/>
+        </w:rPr>
+        <w:t xml:space="preserve">Abbildung 5: ER-Diagramm der Datenbank (Anhang A)</w:t>
+        <w:tab/>
+        <w:t xml:space="preserve">20</w:t>
       </w:r>
     </w:p>
     <w:p>
@@ -1546,127 +1638,145 @@
           <w:sz w:val="22"/>
           <w:szCs w:val="22"/>
         </w:rPr>
-        <w:t>Tabelle 1: Beteiligte Rollen und Auftragsschnittstellen	5</w:t>
-      </w:r>
-    </w:p>
-    <w:p>
-      <w:pPr>
-        <w:tabs>
-          <w:tab w:val="right" w:pos="9050" w:leader="dot"/>
-        </w:tabs>
-        <w:spacing w:after="20" w:line="300"/>
-      </w:pPr>
-      <w:r>
-        <w:rPr>
-          <w:sz w:val="22"/>
-          <w:szCs w:val="22"/>
-        </w:rPr>
-        <w:t>Tabelle 2: Projektphasen und Stundenverteilung	6</w:t>
-      </w:r>
-    </w:p>
-    <w:p>
-      <w:pPr>
-        <w:tabs>
-          <w:tab w:val="right" w:pos="9050" w:leader="dot"/>
-        </w:tabs>
-        <w:spacing w:after="20" w:line="300"/>
-      </w:pPr>
-      <w:r>
-        <w:rPr>
-          <w:sz w:val="22"/>
-          <w:szCs w:val="22"/>
-        </w:rPr>
-        <w:t>Tabelle 3: Risiken und Gegenmaßnahmen	6</w:t>
-      </w:r>
-    </w:p>
-    <w:p>
-      <w:pPr>
-        <w:tabs>
-          <w:tab w:val="right" w:pos="9050" w:leader="dot"/>
-        </w:tabs>
-        <w:spacing w:after="20" w:line="300"/>
-      </w:pPr>
-      <w:r>
-        <w:rPr>
-          <w:sz w:val="22"/>
-          <w:szCs w:val="22"/>
-        </w:rPr>
-        <w:t>Tabelle 4: Pflichtanforderungen laut Ausbildungsrichtlinie	8</w:t>
-      </w:r>
-    </w:p>
-    <w:p>
-      <w:pPr>
-        <w:tabs>
-          <w:tab w:val="right" w:pos="9050" w:leader="dot"/>
-        </w:tabs>
-        <w:spacing w:after="20" w:line="300"/>
-      </w:pPr>
-      <w:r>
-        <w:rPr>
-          <w:sz w:val="22"/>
-          <w:szCs w:val="22"/>
-        </w:rPr>
-        <w:t>Tabelle 5: Krankenhausspezifische Zusatzanforderungen	8</w:t>
-      </w:r>
-    </w:p>
-    <w:p>
-      <w:pPr>
-        <w:tabs>
-          <w:tab w:val="right" w:pos="9050" w:leader="dot"/>
-        </w:tabs>
-        <w:spacing w:after="20" w:line="300"/>
-      </w:pPr>
-      <w:r>
-        <w:rPr>
-          <w:sz w:val="22"/>
-          <w:szCs w:val="22"/>
-        </w:rPr>
-        <w:t>Tabelle 6: Datenbanktabellen im Überblick	9</w:t>
-      </w:r>
-    </w:p>
-    <w:p>
-      <w:pPr>
-        <w:tabs>
-          <w:tab w:val="right" w:pos="9050" w:leader="dot"/>
-        </w:tabs>
-        <w:spacing w:after="20" w:line="300"/>
-      </w:pPr>
-      <w:r>
-        <w:rPr>
-          <w:sz w:val="22"/>
-          <w:szCs w:val="22"/>
-        </w:rPr>
-        <w:t>Tabelle 7: Zuordnung der Klassen zu den MVC-Schichten	13</w:t>
-      </w:r>
-    </w:p>
-    <w:p>
-      <w:pPr>
-        <w:tabs>
-          <w:tab w:val="right" w:pos="9050" w:leader="dot"/>
-        </w:tabs>
-        <w:spacing w:after="20" w:line="300"/>
-      </w:pPr>
-      <w:r>
-        <w:rPr>
-          <w:sz w:val="22"/>
-          <w:szCs w:val="22"/>
-        </w:rPr>
-        <w:t>Tabelle 8: Definierte Testfälle (Auszug)	14</w:t>
-      </w:r>
-    </w:p>
-    <w:p>
-      <w:pPr>
-        <w:tabs>
-          <w:tab w:val="right" w:pos="9050" w:leader="dot"/>
-        </w:tabs>
-        <w:spacing w:after="20" w:line="300"/>
-      </w:pPr>
-      <w:r>
-        <w:rPr>
-          <w:sz w:val="22"/>
-          <w:szCs w:val="22"/>
-        </w:rPr>
-        <w:t>Tabelle 9: Soll-Ist-Vergleich der Anforderungen	15</w:t>
+        <w:t xml:space="preserve">Tabelle 1: Beteiligte Rollen und Auftragsschnittstellen</w:t>
+        <w:tab/>
+        <w:t xml:space="preserve">5</w:t>
+      </w:r>
+    </w:p>
+    <w:p>
+      <w:pPr>
+        <w:tabs>
+          <w:tab w:val="right" w:pos="9050" w:leader="dot"/>
+        </w:tabs>
+        <w:spacing w:after="20" w:line="300"/>
+      </w:pPr>
+      <w:r>
+        <w:rPr>
+          <w:sz w:val="22"/>
+          <w:szCs w:val="22"/>
+        </w:rPr>
+        <w:t xml:space="preserve">Tabelle 2: Projektphasen und Stundenverteilung</w:t>
+        <w:tab/>
+        <w:t xml:space="preserve">6</w:t>
+      </w:r>
+    </w:p>
+    <w:p>
+      <w:pPr>
+        <w:tabs>
+          <w:tab w:val="right" w:pos="9050" w:leader="dot"/>
+        </w:tabs>
+        <w:spacing w:after="20" w:line="300"/>
+      </w:pPr>
+      <w:r>
+        <w:rPr>
+          <w:sz w:val="22"/>
+          <w:szCs w:val="22"/>
+        </w:rPr>
+        <w:t xml:space="preserve">Tabelle 3: Risiken und Gegenmaßnahmen</w:t>
+        <w:tab/>
+        <w:t xml:space="preserve">6</w:t>
+      </w:r>
+    </w:p>
+    <w:p>
+      <w:pPr>
+        <w:tabs>
+          <w:tab w:val="right" w:pos="9050" w:leader="dot"/>
+        </w:tabs>
+        <w:spacing w:after="20" w:line="300"/>
+      </w:pPr>
+      <w:r>
+        <w:rPr>
+          <w:sz w:val="22"/>
+          <w:szCs w:val="22"/>
+        </w:rPr>
+        <w:t xml:space="preserve">Tabelle 4: Pflichtanforderungen laut Ausbildungsrichtlinie</w:t>
+        <w:tab/>
+        <w:t xml:space="preserve">8</w:t>
+      </w:r>
+    </w:p>
+    <w:p>
+      <w:pPr>
+        <w:tabs>
+          <w:tab w:val="right" w:pos="9050" w:leader="dot"/>
+        </w:tabs>
+        <w:spacing w:after="20" w:line="300"/>
+      </w:pPr>
+      <w:r>
+        <w:rPr>
+          <w:sz w:val="22"/>
+          <w:szCs w:val="22"/>
+        </w:rPr>
+        <w:t xml:space="preserve">Tabelle 5: Krankenhausspezifische Zusatzanforderungen</w:t>
+        <w:tab/>
+        <w:t xml:space="preserve">8</w:t>
+      </w:r>
+    </w:p>
+    <w:p>
+      <w:pPr>
+        <w:tabs>
+          <w:tab w:val="right" w:pos="9050" w:leader="dot"/>
+        </w:tabs>
+        <w:spacing w:after="20" w:line="300"/>
+      </w:pPr>
+      <w:r>
+        <w:rPr>
+          <w:sz w:val="22"/>
+          <w:szCs w:val="22"/>
+        </w:rPr>
+        <w:t xml:space="preserve">Tabelle 6: Datenbanktabellen im Überblick</w:t>
+        <w:tab/>
+        <w:t xml:space="preserve">9</w:t>
+      </w:r>
+    </w:p>
+    <w:p>
+      <w:pPr>
+        <w:tabs>
+          <w:tab w:val="right" w:pos="9050" w:leader="dot"/>
+        </w:tabs>
+        <w:spacing w:after="20" w:line="300"/>
+      </w:pPr>
+      <w:r>
+        <w:rPr>
+          <w:sz w:val="22"/>
+          <w:szCs w:val="22"/>
+        </w:rPr>
+        <w:t xml:space="preserve">Tabelle 7: Zuordnung der Klassen zu den MVC-Schichten</w:t>
+        <w:tab/>
+        <w:t xml:space="preserve">13</w:t>
+      </w:r>
+    </w:p>
+    <w:p>
+      <w:pPr>
+        <w:tabs>
+          <w:tab w:val="right" w:pos="9050" w:leader="dot"/>
+        </w:tabs>
+        <w:spacing w:after="20" w:line="300"/>
+      </w:pPr>
+      <w:r>
+        <w:rPr>
+          <w:sz w:val="22"/>
+          <w:szCs w:val="22"/>
+        </w:rPr>
+        <w:t xml:space="preserve">Tabelle 8: Definierte Testfälle (Auszug)</w:t>
+        <w:tab/>
+        <w:t xml:space="preserve">14</w:t>
+      </w:r>
+    </w:p>
+    <w:p>
+      <w:pPr>
+        <w:tabs>
+          <w:tab w:val="right" w:pos="9050" w:leader="dot"/>
+        </w:tabs>
+        <w:spacing w:after="20" w:line="300"/>
+      </w:pPr>
+      <w:r>
+        <w:rPr>
+          <w:sz w:val="22"/>
+          <w:szCs w:val="22"/>
+        </w:rPr>
+        <w:t xml:space="preserve">Tabelle 9: Soll-Ist-Vergleich der Anforderungen</w:t>
+        <w:tab/>
+        <w:t xml:space="preserve">15</w:t>
       </w:r>
     </w:p>
     <w:p>
@@ -1695,97 +1805,111 @@
           <w:sz w:val="22"/>
           <w:szCs w:val="22"/>
         </w:rPr>
-        <w:t>Listing 1: CREATE-Statement der Tabelle materialien	11</w:t>
-      </w:r>
-    </w:p>
-    <w:p>
-      <w:pPr>
-        <w:tabs>
-          <w:tab w:val="right" w:pos="9050" w:leader="dot"/>
-        </w:tabs>
-        <w:spacing w:after="20" w:line="300"/>
-      </w:pPr>
-      <w:r>
-        <w:rPr>
-          <w:sz w:val="22"/>
-          <w:szCs w:val="22"/>
-        </w:rPr>
-        <w:t>Listing 2: Singleton-Datenbankverbindung (DBConnection)	12</w:t>
-      </w:r>
-    </w:p>
-    <w:p>
-      <w:pPr>
-        <w:tabs>
-          <w:tab w:val="right" w:pos="9050" w:leader="dot"/>
-        </w:tabs>
-        <w:spacing w:after="20" w:line="300"/>
-      </w:pPr>
-      <w:r>
-        <w:rPr>
-          <w:sz w:val="22"/>
-          <w:szCs w:val="22"/>
-        </w:rPr>
-        <w:t>Listing 3: CRUD-Beispiel: create() in MaterialDAO	12</w:t>
-      </w:r>
-    </w:p>
-    <w:p>
-      <w:pPr>
-        <w:tabs>
-          <w:tab w:val="right" w:pos="9050" w:leader="dot"/>
-        </w:tabs>
-        <w:spacing w:after="20" w:line="300"/>
-      </w:pPr>
-      <w:r>
-        <w:rPr>
-          <w:sz w:val="22"/>
-          <w:szCs w:val="22"/>
-        </w:rPr>
-        <w:t>Listing 4: Gemeinsame Schnittstelle GenericDAO&lt;T&gt;	13</w:t>
-      </w:r>
-    </w:p>
-    <w:p>
-      <w:pPr>
-        <w:tabs>
-          <w:tab w:val="right" w:pos="9050" w:leader="dot"/>
-        </w:tabs>
-        <w:spacing w:after="20" w:line="300"/>
-      </w:pPr>
-      <w:r>
-        <w:rPr>
-          <w:sz w:val="22"/>
-          <w:szCs w:val="22"/>
-        </w:rPr>
-        <w:t>Listing 5: Filterung der Bestandsübersicht nach Name und Station	13</w:t>
-      </w:r>
-    </w:p>
-    <w:p>
-      <w:pPr>
-        <w:tabs>
-          <w:tab w:val="right" w:pos="9050" w:leader="dot"/>
-        </w:tabs>
-        <w:spacing w:after="20" w:line="300"/>
-      </w:pPr>
-      <w:r>
-        <w:rPr>
-          <w:sz w:val="22"/>
-          <w:szCs w:val="22"/>
-        </w:rPr>
-        <w:t>Listing 6: Mindestbestand-Warnung über eine RowFactory	14</w:t>
-      </w:r>
-    </w:p>
-    <w:p>
-      <w:pPr>
-        <w:tabs>
-          <w:tab w:val="right" w:pos="9050" w:leader="dot"/>
-        </w:tabs>
-        <w:spacing w:after="20" w:line="300"/>
-      </w:pPr>
-      <w:r>
-        <w:rPr>
-          <w:sz w:val="22"/>
-          <w:szCs w:val="22"/>
-        </w:rPr>
-        <w:t>Listing 7: Datenbankschema – CREATE-Statements aller sechs Tabellen	21</w:t>
+        <w:t xml:space="preserve">Listing 1: CREATE-Statement der Tabelle materialien</w:t>
+        <w:tab/>
+        <w:t xml:space="preserve">11</w:t>
+      </w:r>
+    </w:p>
+    <w:p>
+      <w:pPr>
+        <w:tabs>
+          <w:tab w:val="right" w:pos="9050" w:leader="dot"/>
+        </w:tabs>
+        <w:spacing w:after="20" w:line="300"/>
+      </w:pPr>
+      <w:r>
+        <w:rPr>
+          <w:sz w:val="22"/>
+          <w:szCs w:val="22"/>
+        </w:rPr>
+        <w:t xml:space="preserve">Listing 2: Singleton-Datenbankverbindung (DBConnection)</w:t>
+        <w:tab/>
+        <w:t xml:space="preserve">12</w:t>
+      </w:r>
+    </w:p>
+    <w:p>
+      <w:pPr>
+        <w:tabs>
+          <w:tab w:val="right" w:pos="9050" w:leader="dot"/>
+        </w:tabs>
+        <w:spacing w:after="20" w:line="300"/>
+      </w:pPr>
+      <w:r>
+        <w:rPr>
+          <w:sz w:val="22"/>
+          <w:szCs w:val="22"/>
+        </w:rPr>
+        <w:t xml:space="preserve">Listing 3: CRUD-Beispiel: create() in MaterialDAO</w:t>
+        <w:tab/>
+        <w:t xml:space="preserve">12</w:t>
+      </w:r>
+    </w:p>
+    <w:p>
+      <w:pPr>
+        <w:tabs>
+          <w:tab w:val="right" w:pos="9050" w:leader="dot"/>
+        </w:tabs>
+        <w:spacing w:after="20" w:line="300"/>
+      </w:pPr>
+      <w:r>
+        <w:rPr>
+          <w:sz w:val="22"/>
+          <w:szCs w:val="22"/>
+        </w:rPr>
+        <w:t xml:space="preserve">Listing 4: Gemeinsame Schnittstelle GenericDAO&lt;T&gt;</w:t>
+        <w:tab/>
+        <w:t xml:space="preserve">13</w:t>
+      </w:r>
+    </w:p>
+    <w:p>
+      <w:pPr>
+        <w:tabs>
+          <w:tab w:val="right" w:pos="9050" w:leader="dot"/>
+        </w:tabs>
+        <w:spacing w:after="20" w:line="300"/>
+      </w:pPr>
+      <w:r>
+        <w:rPr>
+          <w:sz w:val="22"/>
+          <w:szCs w:val="22"/>
+        </w:rPr>
+        <w:t xml:space="preserve">Listing 5: Filterung der Bestandsübersicht nach Name und Station</w:t>
+        <w:tab/>
+        <w:t xml:space="preserve">13</w:t>
+      </w:r>
+    </w:p>
+    <w:p>
+      <w:pPr>
+        <w:tabs>
+          <w:tab w:val="right" w:pos="9050" w:leader="dot"/>
+        </w:tabs>
+        <w:spacing w:after="20" w:line="300"/>
+      </w:pPr>
+      <w:r>
+        <w:rPr>
+          <w:sz w:val="22"/>
+          <w:szCs w:val="22"/>
+        </w:rPr>
+        <w:t xml:space="preserve">Listing 6: Mindestbestand-Warnung über eine RowFactory</w:t>
+        <w:tab/>
+        <w:t xml:space="preserve">14</w:t>
+      </w:r>
+    </w:p>
+    <w:p>
+      <w:pPr>
+        <w:tabs>
+          <w:tab w:val="right" w:pos="9050" w:leader="dot"/>
+        </w:tabs>
+        <w:spacing w:after="20" w:line="300"/>
+      </w:pPr>
+      <w:r>
+        <w:rPr>
+          <w:sz w:val="22"/>
+          <w:szCs w:val="22"/>
+        </w:rPr>
+        <w:t xml:space="preserve">Listing 7: Datenbankschema – CREATE-Statements aller sechs Tabellen</w:t>
+        <w:tab/>
+        <w:t xml:space="preserve">21</w:t>
       </w:r>
     </w:p>
     <w:p>
@@ -2086,6 +2210,28 @@
           <w:szCs w:val="22"/>
         </w:rPr>
         <w:t xml:space="preserve">Oracle: Java SE 8 API – java.sql.PreparedStatement. URL: https://docs.oracle.com/javase/8/docs/api/java/sql/PreparedStatement.html (Abruf: 07.06.2026)</w:t>
+      </w:r>
+    </w:p>
+    <w:p>
+      <w:pPr>
+        <w:spacing w:after="100" w:line="360"/>
+        <w:ind w:left="560" w:hanging="560"/>
+      </w:pPr>
+      <w:r>
+        <w:rPr>
+          <w:b/>
+          <w:bCs/>
+          <w:sz w:val="22"/>
+          <w:szCs w:val="22"/>
+        </w:rPr>
+        <w:t xml:space="preserve">[14]  </w:t>
+      </w:r>
+      <w:r>
+        <w:rPr>
+          <w:sz w:val="22"/>
+          <w:szCs w:val="22"/>
+        </w:rPr>
+        <w:t xml:space="preserve">Czeschla, Jörg: Was sind Generics? javabeginners.de. URL: https://javabeginners.de/Klassen_und_Interfaces/Generics/Was_sind_Generics.php (Abruf: 19.06.2026)</w:t>
       </w:r>
     </w:p>
     <w:sectPr>
